--- a/vancomycin_3dqsar_qualification/Vancomycin_RRT075_RRT087_3DQSAR_Qualification_Report.docx
+++ b/vancomycin_3dqsar_qualification/Vancomycin_RRT075_RRT087_3DQSAR_Qualification_Report.docx
@@ -224,7 +224,7 @@
                 <w:sz w:val="18"/>
                 <w:szCs w:val="18"/>
               </w:rPr>
-              <w:t xml:space="preserve">Toxicophore/pharmacophore profiling; RDKit structural-alert catalogues (PAINS A/B/C, Brenk, NIH); physicochemical &amp; 3D-shape descriptors; 3D conformer generation &amp; MCS/O3A shape read-across; ICH M7-style expert alert review; supporting (Q)SAR pKa/logD</w:t>
+              <w:t xml:space="preserve">Toxicophore/pharmacophore profiling; RDKit structural-alert catalogues (PAINS A/B/C, Brenk, NIH); physicochemical &amp; 3D-shape descriptors; 3D conformer generation &amp; MCS/O3A shape read-across; in-house 12-endpoint Tox21 statistical QSAR (RandomForest, 5-fold CV, applicability-domain check); ICH M7-style expert alert review; supporting (Q)SAR pKa/logD</w:t>
             </w:r>
           </w:p>
         </w:tc>
@@ -455,6 +455,13 @@
         <w:spacing w:after="120" w:line="276"/>
         <w:jc w:val="both"/>
       </w:pPr>
+      <w:r>
+        <w:rPr>
+          <w:sz w:val="20"/>
+          <w:szCs w:val="20"/>
+        </w:rPr>
+        <w:t xml:space="preserve">A statistical 12-endpoint Tox21 QSAR (mean 5-fold CV-AUC 0.827) reinforces this: the parent is itself a Tox21 training compound (measured profile essentially clean — only a weak NR-AR signal), RRT 0.87 is fingerprint-identical to the parent (Δ ≡ 0 at all endpoints), and RRT 0.75 differs from the parent by ≤ 0.02 in predicted probability at every endpoint, with none crossing into activity — including the genotoxicity-associated endpoints. </w:t>
+      </w:r>
       <w:r>
         <w:rPr>
           <w:sz w:val="20"/>
@@ -2334,6 +2341,33 @@
     </w:p>
     <w:p>
       <w:pPr>
+        <w:pStyle w:val="Heading2"/>
+        <w:spacing w:after="100" w:before="200"/>
+      </w:pPr>
+      <w:r>
+        <w:rPr>
+          <w:b/>
+          <w:bCs/>
+          <w:color w:val="2E74B5"/>
+        </w:rPr>
+        <w:t xml:space="preserve">4.3  Statistical (2D) QSAR — Tox21 12-endpoint models</w:t>
+      </w:r>
+    </w:p>
+    <w:p>
+      <w:pPr>
+        <w:spacing w:after="120" w:line="276"/>
+        <w:jc w:val="both"/>
+      </w:pPr>
+      <w:r>
+        <w:rPr>
+          <w:sz w:val="20"/>
+          <w:szCs w:val="20"/>
+        </w:rPr>
+        <w:t xml:space="preserve">A statistical QSAR was trained and applied for 12 Tox21 nuclear-receptor and stress-response endpoints (class-balanced RandomForest on 2048-bit radius-2 Morgan fingerprints; public MoleculeNet Tox21 training data; 5-fold out-of-fold ROC-AUC). Each molecule was scored and an applicability-domain check performed (nearest-neighbour Tanimoto to the training set). The parent–impurity difference in predicted probability is used as the interpretable read-out; results are in Section 5.6.</w:t>
+      </w:r>
+    </w:p>
+    <w:p>
+      <w:pPr>
         <w:pStyle w:val="Heading1"/>
         <w:spacing w:after="120" w:before="280"/>
       </w:pPr>
@@ -3266,6 +3300,1897 @@
     </w:p>
     <w:p>
       <w:pPr>
+        <w:pStyle w:val="Heading2"/>
+        <w:spacing w:after="100" w:before="200"/>
+      </w:pPr>
+      <w:r>
+        <w:rPr>
+          <w:b/>
+          <w:bCs/>
+          <w:color w:val="2E74B5"/>
+        </w:rPr>
+        <w:t xml:space="preserve">5.6  Statistical (2D) QSAR — 12-endpoint Tox21 profiling</w:t>
+      </w:r>
+    </w:p>
+    <w:p>
+      <w:pPr>
+        <w:spacing w:after="120" w:line="276"/>
+        <w:jc w:val="both"/>
+      </w:pPr>
+      <w:r>
+        <w:rPr>
+          <w:sz w:val="20"/>
+          <w:szCs w:val="20"/>
+        </w:rPr>
+        <w:t xml:space="preserve">To complement the mechanistic profiling with a quantitative statistical QSAR, a 12-endpoint Tox21 model set (nuclear-receptor and stress-response assays) was trained in-house: class-balanced RandomForest classifiers (300 trees) on 2048-bit radius-2 Morgan fingerprints, built from the public MoleculeNet Tox21 collection (n = 7823 compounds). Performance is honest 5-fold out-of-fold ROC-AUC: mean = 0.827 (range 0.723–0.892). Each of the parent and the two impurities was then scored, with an explicit applicability-domain (AD) check (nearest-neighbour Tanimoto similarity to the training set).</w:t>
+      </w:r>
+    </w:p>
+    <w:p>
+      <w:pPr>
+        <w:spacing w:after="120" w:line="276"/>
+        <w:jc w:val="both"/>
+      </w:pPr>
+      <w:r>
+        <w:rPr>
+          <w:b/>
+          <w:bCs/>
+          <w:sz w:val="20"/>
+          <w:szCs w:val="20"/>
+        </w:rPr>
+        <w:t xml:space="preserve">Applicability domain — a favourable finding. </w:t>
+      </w:r>
+      <w:r>
+        <w:rPr>
+          <w:sz w:val="20"/>
+          <w:szCs w:val="20"/>
+        </w:rPr>
+        <w:t xml:space="preserve">Unlike most large biologics, vancomycin is itself represented in the Tox21 collection (training compound TOX25354; nearest-neighbour Tanimoto = 1.00 to the parent and, because 2D fingerprints are stereochemistry-blind, to RRT 0.87). The QSAR is therefore operating in-domain for the parent, and RRT 0.75 sits close by (max Tanimoto 0.863). This means the model's read on this chemistry is anchored to real measured data rather than a blind extrapolation.</w:t>
+      </w:r>
+    </w:p>
+    <w:p>
+      <w:pPr>
+        <w:spacing w:after="120" w:line="276"/>
+        <w:jc w:val="both"/>
+      </w:pPr>
+      <w:r>
+        <w:rPr>
+          <w:b/>
+          <w:bCs/>
+          <w:sz w:val="20"/>
+          <w:szCs w:val="20"/>
+        </w:rPr>
+        <w:t xml:space="preserve">Measured vancomycin profile (ground truth). </w:t>
+      </w:r>
+      <w:r>
+        <w:rPr>
+          <w:sz w:val="20"/>
+          <w:szCs w:val="20"/>
+        </w:rPr>
+        <w:t xml:space="preserve">The experimental Tox21 calls for the matched training compound are essentially clean: active only at NR-AR (androgen receptor, a weak single-assay signal), and inactive at every other tested endpoint (NR-AR-LBD, NR-AhR, aromatase, NR-ER/ER-LBD, PPARγ, SR-ATAD5 genotoxicity, SR-MMP, SR-p53). SR-ARE and SR-HSE were not tested in the public set. This measured profile is the toxicological baseline against which the impurities are compared.</w:t>
+      </w:r>
+    </w:p>
+    <w:p>
+      <w:pPr>
+        <w:spacing w:after="60" w:before="120"/>
+        <w:jc w:val="center"/>
+      </w:pPr>
+      <w:r>
+        <w:drawing>
+          <wp:inline distT="0" distB="0" distL="0" distR="0">
+            <wp:extent cx="6286500" cy="3857625"/>
+            <wp:effectExtent t="0" r="0" b="0" l="0"/>
+            <wp:docPr id="1" name="" descr="" title=""/>
+            <wp:cNvGraphicFramePr>
+              <a:graphicFrameLocks xmlns:a="http://schemas.openxmlformats.org/drawingml/2006/main" noChangeAspect="1"/>
+            </wp:cNvGraphicFramePr>
+            <a:graphic xmlns:a="http://schemas.openxmlformats.org/drawingml/2006/main">
+              <a:graphicData uri="http://schemas.openxmlformats.org/drawingml/2006/picture">
+                <pic:pic xmlns:pic="http://schemas.openxmlformats.org/drawingml/2006/picture">
+                  <pic:nvPicPr>
+                    <pic:cNvPr id="0" name="" descr=""/>
+                    <pic:cNvPicPr>
+                      <a:picLocks noChangeAspect="1" noChangeArrowheads="1"/>
+                    </pic:cNvPicPr>
+                  </pic:nvPicPr>
+                  <pic:blipFill>
+                    <a:blip r:embed="rId15" cstate="none"/>
+                    <a:srcRect/>
+                    <a:stretch>
+                      <a:fillRect/>
+                    </a:stretch>
+                  </pic:blipFill>
+                  <pic:spPr bwMode="auto">
+                    <a:xfrm>
+                      <a:off x="0" y="0"/>
+                      <a:ext cx="6286500" cy="3857625"/>
+                    </a:xfrm>
+                    <a:prstGeom prst="rect">
+                      <a:avLst/>
+                    </a:prstGeom>
+                  </pic:spPr>
+                </pic:pic>
+              </a:graphicData>
+            </a:graphic>
+          </wp:inline>
+        </w:drawing>
+      </w:r>
+    </w:p>
+    <w:p>
+      <w:pPr>
+        <w:spacing w:after="160"/>
+        <w:jc w:val="center"/>
+      </w:pPr>
+      <w:r>
+        <w:rPr>
+          <w:i/>
+          <w:iCs/>
+          <w:color w:val="595959"/>
+          <w:sz w:val="16"/>
+          <w:szCs w:val="16"/>
+        </w:rPr>
+        <w:t xml:space="preserve">Figure 6.  In-house 12-endpoint Tox21 QSAR. (A) Predicted activity probability for the three molecules — parent and RRT 0.87 rows are identical because their 2D fingerprints are identical (the parent row shows the in-set value; the honest held-out parent baseline is used in panel C). (B) 5-fold out-of-fold ROC-AUC per endpoint (mean 0.827). (C) Difference in predicted P(active) between RRT 0.75 and the held-out parent — every endpoint is within ±0.02; RRT 0.87 is identical to the parent by construction (Δ ≡ 0).</w:t>
+      </w:r>
+    </w:p>
+    <w:p>
+      <w:pPr>
+        <w:spacing w:after="120" w:line="276"/>
+        <w:jc w:val="both"/>
+      </w:pPr>
+      <w:r>
+        <w:rPr>
+          <w:b/>
+          <w:bCs/>
+          <w:sz w:val="20"/>
+          <w:szCs w:val="20"/>
+        </w:rPr>
+        <w:t xml:space="preserve">Impurity vs parent — the interpretable quantity. </w:t>
+      </w:r>
+      <w:r>
+        <w:rPr>
+          <w:sz w:val="20"/>
+          <w:szCs w:val="20"/>
+        </w:rPr>
+        <w:t xml:space="preserve">Because RRT 0.87 has a fingerprint identical to the parent, the 2D-QSAR returns identical probabilities at all 12 endpoints (Δ ≡ 0): a concrete demonstration that a statistical 2D-QSAR is structurally blind to this stereoisomer, which is precisely why the 3D shape read-across (Section 5.5) carries the weight for RRT 0.87. For RRT 0.75 — a genuine external prediction — every endpoint probability lies within ±0.02 of the held-out parent (maximum |Δ| = 0.02) and none crosses the activity threshold. The QSAR thus predicts no differential nuclear-receptor or stress-response liability for either impurity relative to the parent, including at the genotoxicity-associated endpoints (SR-ATAD5, SR-p53), consistent with the absence of any DNA-reactive structural alert.</w:t>
+      </w:r>
+    </w:p>
+    <w:tbl>
+      <w:tblPr>
+        <w:tblW w:type="dxa" w:w="9639"/>
+        <w:tblBorders>
+          <w:top w:val="single" w:color="auto" w:sz="4"/>
+          <w:left w:val="single" w:color="auto" w:sz="4"/>
+          <w:bottom w:val="single" w:color="auto" w:sz="4"/>
+          <w:right w:val="single" w:color="auto" w:sz="4"/>
+          <w:insideH w:val="single" w:color="auto" w:sz="4"/>
+          <w:insideV w:val="single" w:color="auto" w:sz="4"/>
+        </w:tblBorders>
+      </w:tblPr>
+      <w:tblGrid>
+        <w:gridCol w:w="2160"/>
+        <w:gridCol w:w="1500"/>
+        <w:gridCol w:w="1900"/>
+        <w:gridCol w:w="1900"/>
+        <w:gridCol w:w="2179"/>
+      </w:tblGrid>
+      <w:tr>
+        <w:tc>
+          <w:tcPr>
+            <w:tcW w:type="dxa" w:w="2160"/>
+            <w:shd w:fill="1F3864" w:color="auto" w:val="clear"/>
+            <w:tcMar>
+              <w:top w:type="dxa" w:w="40"/>
+              <w:left w:type="dxa" w:w="80"/>
+              <w:bottom w:type="dxa" w:w="40"/>
+              <w:right w:type="dxa" w:w="80"/>
+            </w:tcMar>
+            <w:vAlign w:val="center"/>
+          </w:tcPr>
+          <w:p>
+            <w:pPr>
+              <w:spacing w:after="40" w:before="40"/>
+              <w:jc w:val="center"/>
+            </w:pPr>
+            <w:r>
+              <w:rPr>
+                <w:b/>
+                <w:bCs/>
+                <w:color w:val="FFFFFF"/>
+                <w:sz w:val="18"/>
+                <w:szCs w:val="18"/>
+              </w:rPr>
+              <w:t xml:space="preserve">Endpoint</w:t>
+            </w:r>
+          </w:p>
+        </w:tc>
+        <w:tc>
+          <w:tcPr>
+            <w:tcW w:type="dxa" w:w="1500"/>
+            <w:shd w:fill="1F3864" w:color="auto" w:val="clear"/>
+            <w:tcMar>
+              <w:top w:type="dxa" w:w="40"/>
+              <w:left w:type="dxa" w:w="80"/>
+              <w:bottom w:type="dxa" w:w="40"/>
+              <w:right w:type="dxa" w:w="80"/>
+            </w:tcMar>
+            <w:vAlign w:val="center"/>
+          </w:tcPr>
+          <w:p>
+            <w:pPr>
+              <w:spacing w:after="40" w:before="40"/>
+              <w:jc w:val="center"/>
+            </w:pPr>
+            <w:r>
+              <w:rPr>
+                <w:b/>
+                <w:bCs/>
+                <w:color w:val="FFFFFF"/>
+                <w:sz w:val="18"/>
+                <w:szCs w:val="18"/>
+              </w:rPr>
+              <w:t xml:space="preserve">CV-AUC</w:t>
+            </w:r>
+          </w:p>
+        </w:tc>
+        <w:tc>
+          <w:tcPr>
+            <w:tcW w:type="dxa" w:w="1900"/>
+            <w:shd w:fill="1F3864" w:color="auto" w:val="clear"/>
+            <w:tcMar>
+              <w:top w:type="dxa" w:w="40"/>
+              <w:left w:type="dxa" w:w="80"/>
+              <w:bottom w:type="dxa" w:w="40"/>
+              <w:right w:type="dxa" w:w="80"/>
+            </w:tcMar>
+            <w:vAlign w:val="center"/>
+          </w:tcPr>
+          <w:p>
+            <w:pPr>
+              <w:spacing w:after="40" w:before="40"/>
+              <w:jc w:val="center"/>
+            </w:pPr>
+            <w:r>
+              <w:rPr>
+                <w:b/>
+                <w:bCs/>
+                <w:color w:val="FFFFFF"/>
+                <w:sz w:val="18"/>
+                <w:szCs w:val="18"/>
+              </w:rPr>
+              <w:t xml:space="preserve">Measured (parent)</w:t>
+            </w:r>
+          </w:p>
+        </w:tc>
+        <w:tc>
+          <w:tcPr>
+            <w:tcW w:type="dxa" w:w="1900"/>
+            <w:shd w:fill="1F3864" w:color="auto" w:val="clear"/>
+            <w:tcMar>
+              <w:top w:type="dxa" w:w="40"/>
+              <w:left w:type="dxa" w:w="80"/>
+              <w:bottom w:type="dxa" w:w="40"/>
+              <w:right w:type="dxa" w:w="80"/>
+            </w:tcMar>
+            <w:vAlign w:val="center"/>
+          </w:tcPr>
+          <w:p>
+            <w:pPr>
+              <w:spacing w:after="40" w:before="40"/>
+              <w:jc w:val="center"/>
+            </w:pPr>
+            <w:r>
+              <w:rPr>
+                <w:b/>
+                <w:bCs/>
+                <w:color w:val="FFFFFF"/>
+                <w:sz w:val="18"/>
+                <w:szCs w:val="18"/>
+              </w:rPr>
+              <w:t xml:space="preserve">Held-out parent P</w:t>
+            </w:r>
+          </w:p>
+        </w:tc>
+        <w:tc>
+          <w:tcPr>
+            <w:tcW w:type="dxa" w:w="2179"/>
+            <w:shd w:fill="1F3864" w:color="auto" w:val="clear"/>
+            <w:tcMar>
+              <w:top w:type="dxa" w:w="40"/>
+              <w:left w:type="dxa" w:w="80"/>
+              <w:bottom w:type="dxa" w:w="40"/>
+              <w:right w:type="dxa" w:w="80"/>
+            </w:tcMar>
+            <w:vAlign w:val="center"/>
+          </w:tcPr>
+          <w:p>
+            <w:pPr>
+              <w:spacing w:after="40" w:before="40"/>
+              <w:jc w:val="center"/>
+            </w:pPr>
+            <w:r>
+              <w:rPr>
+                <w:b/>
+                <w:bCs/>
+                <w:color w:val="FFFFFF"/>
+                <w:sz w:val="18"/>
+                <w:szCs w:val="18"/>
+              </w:rPr>
+              <w:t xml:space="preserve">RRT 0.75 P (Δ)</w:t>
+            </w:r>
+          </w:p>
+        </w:tc>
+      </w:tr>
+      <w:tr>
+        <w:tc>
+          <w:tcPr>
+            <w:tcW w:type="dxa" w:w="2160"/>
+            <w:tcMar>
+              <w:top w:type="dxa" w:w="40"/>
+              <w:left w:type="dxa" w:w="80"/>
+              <w:bottom w:type="dxa" w:w="40"/>
+              <w:right w:type="dxa" w:w="80"/>
+            </w:tcMar>
+            <w:vAlign w:val="center"/>
+          </w:tcPr>
+          <w:p>
+            <w:pPr>
+              <w:spacing w:after="40" w:before="40"/>
+              <w:jc w:val="left"/>
+            </w:pPr>
+            <w:r>
+              <w:rPr>
+                <w:sz w:val="16"/>
+                <w:szCs w:val="16"/>
+              </w:rPr>
+              <w:t xml:space="preserve">NR-AR  (Androgen receptor (full))</w:t>
+            </w:r>
+          </w:p>
+        </w:tc>
+        <w:tc>
+          <w:tcPr>
+            <w:tcW w:type="dxa" w:w="1500"/>
+            <w:tcMar>
+              <w:top w:type="dxa" w:w="40"/>
+              <w:left w:type="dxa" w:w="80"/>
+              <w:bottom w:type="dxa" w:w="40"/>
+              <w:right w:type="dxa" w:w="80"/>
+            </w:tcMar>
+            <w:vAlign w:val="center"/>
+          </w:tcPr>
+          <w:p>
+            <w:pPr>
+              <w:spacing w:after="40" w:before="40"/>
+              <w:jc w:val="center"/>
+            </w:pPr>
+            <w:r>
+              <w:rPr>
+                <w:sz w:val="16"/>
+                <w:szCs w:val="16"/>
+              </w:rPr>
+              <w:t xml:space="preserve">0.793</w:t>
+            </w:r>
+          </w:p>
+        </w:tc>
+        <w:tc>
+          <w:tcPr>
+            <w:tcW w:type="dxa" w:w="1900"/>
+            <w:tcMar>
+              <w:top w:type="dxa" w:w="40"/>
+              <w:left w:type="dxa" w:w="80"/>
+              <w:bottom w:type="dxa" w:w="40"/>
+              <w:right w:type="dxa" w:w="80"/>
+            </w:tcMar>
+            <w:vAlign w:val="center"/>
+          </w:tcPr>
+          <w:p>
+            <w:pPr>
+              <w:spacing w:after="40" w:before="40"/>
+              <w:jc w:val="center"/>
+            </w:pPr>
+            <w:r>
+              <w:rPr>
+                <w:b/>
+                <w:bCs/>
+                <w:color w:val="C00000"/>
+                <w:sz w:val="16"/>
+                <w:szCs w:val="16"/>
+              </w:rPr>
+              <w:t xml:space="preserve">active</w:t>
+            </w:r>
+          </w:p>
+        </w:tc>
+        <w:tc>
+          <w:tcPr>
+            <w:tcW w:type="dxa" w:w="1900"/>
+            <w:tcMar>
+              <w:top w:type="dxa" w:w="40"/>
+              <w:left w:type="dxa" w:w="80"/>
+              <w:bottom w:type="dxa" w:w="40"/>
+              <w:right w:type="dxa" w:w="80"/>
+            </w:tcMar>
+            <w:vAlign w:val="center"/>
+          </w:tcPr>
+          <w:p>
+            <w:pPr>
+              <w:spacing w:after="40" w:before="40"/>
+              <w:jc w:val="center"/>
+            </w:pPr>
+            <w:r>
+              <w:rPr>
+                <w:sz w:val="16"/>
+                <w:szCs w:val="16"/>
+              </w:rPr>
+              <w:t xml:space="preserve">0.219</w:t>
+            </w:r>
+          </w:p>
+        </w:tc>
+        <w:tc>
+          <w:tcPr>
+            <w:tcW w:type="dxa" w:w="2179"/>
+            <w:tcMar>
+              <w:top w:type="dxa" w:w="40"/>
+              <w:left w:type="dxa" w:w="80"/>
+              <w:bottom w:type="dxa" w:w="40"/>
+              <w:right w:type="dxa" w:w="80"/>
+            </w:tcMar>
+            <w:vAlign w:val="center"/>
+          </w:tcPr>
+          <w:p>
+            <w:pPr>
+              <w:spacing w:after="40" w:before="40"/>
+              <w:jc w:val="center"/>
+            </w:pPr>
+            <w:r>
+              <w:rPr>
+                <w:sz w:val="16"/>
+                <w:szCs w:val="16"/>
+              </w:rPr>
+              <w:t xml:space="preserve">0.206  (-0.013)</w:t>
+            </w:r>
+          </w:p>
+        </w:tc>
+      </w:tr>
+      <w:tr>
+        <w:tc>
+          <w:tcPr>
+            <w:tcW w:type="dxa" w:w="2160"/>
+            <w:tcMar>
+              <w:top w:type="dxa" w:w="40"/>
+              <w:left w:type="dxa" w:w="80"/>
+              <w:bottom w:type="dxa" w:w="40"/>
+              <w:right w:type="dxa" w:w="80"/>
+            </w:tcMar>
+            <w:vAlign w:val="center"/>
+          </w:tcPr>
+          <w:p>
+            <w:pPr>
+              <w:spacing w:after="40" w:before="40"/>
+              <w:jc w:val="left"/>
+            </w:pPr>
+            <w:r>
+              <w:rPr>
+                <w:sz w:val="16"/>
+                <w:szCs w:val="16"/>
+              </w:rPr>
+              <w:t xml:space="preserve">NR-AR-LBD  (Androgen receptor (LBD))</w:t>
+            </w:r>
+          </w:p>
+        </w:tc>
+        <w:tc>
+          <w:tcPr>
+            <w:tcW w:type="dxa" w:w="1500"/>
+            <w:tcMar>
+              <w:top w:type="dxa" w:w="40"/>
+              <w:left w:type="dxa" w:w="80"/>
+              <w:bottom w:type="dxa" w:w="40"/>
+              <w:right w:type="dxa" w:w="80"/>
+            </w:tcMar>
+            <w:vAlign w:val="center"/>
+          </w:tcPr>
+          <w:p>
+            <w:pPr>
+              <w:spacing w:after="40" w:before="40"/>
+              <w:jc w:val="center"/>
+            </w:pPr>
+            <w:r>
+              <w:rPr>
+                <w:sz w:val="16"/>
+                <w:szCs w:val="16"/>
+              </w:rPr>
+              <w:t xml:space="preserve">0.873</w:t>
+            </w:r>
+          </w:p>
+        </w:tc>
+        <w:tc>
+          <w:tcPr>
+            <w:tcW w:type="dxa" w:w="1900"/>
+            <w:tcMar>
+              <w:top w:type="dxa" w:w="40"/>
+              <w:left w:type="dxa" w:w="80"/>
+              <w:bottom w:type="dxa" w:w="40"/>
+              <w:right w:type="dxa" w:w="80"/>
+            </w:tcMar>
+            <w:vAlign w:val="center"/>
+          </w:tcPr>
+          <w:p>
+            <w:pPr>
+              <w:spacing w:after="40" w:before="40"/>
+              <w:jc w:val="center"/>
+            </w:pPr>
+            <w:r>
+              <w:rPr>
+                <w:b w:val="false"/>
+                <w:bCs w:val="false"/>
+                <w:sz w:val="16"/>
+                <w:szCs w:val="16"/>
+              </w:rPr>
+              <w:t xml:space="preserve">inactive</w:t>
+            </w:r>
+          </w:p>
+        </w:tc>
+        <w:tc>
+          <w:tcPr>
+            <w:tcW w:type="dxa" w:w="1900"/>
+            <w:tcMar>
+              <w:top w:type="dxa" w:w="40"/>
+              <w:left w:type="dxa" w:w="80"/>
+              <w:bottom w:type="dxa" w:w="40"/>
+              <w:right w:type="dxa" w:w="80"/>
+            </w:tcMar>
+            <w:vAlign w:val="center"/>
+          </w:tcPr>
+          <w:p>
+            <w:pPr>
+              <w:spacing w:after="40" w:before="40"/>
+              <w:jc w:val="center"/>
+            </w:pPr>
+            <w:r>
+              <w:rPr>
+                <w:sz w:val="16"/>
+                <w:szCs w:val="16"/>
+              </w:rPr>
+              <w:t xml:space="preserve">0.220</w:t>
+            </w:r>
+          </w:p>
+        </w:tc>
+        <w:tc>
+          <w:tcPr>
+            <w:tcW w:type="dxa" w:w="2179"/>
+            <w:tcMar>
+              <w:top w:type="dxa" w:w="40"/>
+              <w:left w:type="dxa" w:w="80"/>
+              <w:bottom w:type="dxa" w:w="40"/>
+              <w:right w:type="dxa" w:w="80"/>
+            </w:tcMar>
+            <w:vAlign w:val="center"/>
+          </w:tcPr>
+          <w:p>
+            <w:pPr>
+              <w:spacing w:after="40" w:before="40"/>
+              <w:jc w:val="center"/>
+            </w:pPr>
+            <w:r>
+              <w:rPr>
+                <w:sz w:val="16"/>
+                <w:szCs w:val="16"/>
+              </w:rPr>
+              <w:t xml:space="preserve">0.230  (+0.010)</w:t>
+            </w:r>
+          </w:p>
+        </w:tc>
+      </w:tr>
+      <w:tr>
+        <w:tc>
+          <w:tcPr>
+            <w:tcW w:type="dxa" w:w="2160"/>
+            <w:tcMar>
+              <w:top w:type="dxa" w:w="40"/>
+              <w:left w:type="dxa" w:w="80"/>
+              <w:bottom w:type="dxa" w:w="40"/>
+              <w:right w:type="dxa" w:w="80"/>
+            </w:tcMar>
+            <w:vAlign w:val="center"/>
+          </w:tcPr>
+          <w:p>
+            <w:pPr>
+              <w:spacing w:after="40" w:before="40"/>
+              <w:jc w:val="left"/>
+            </w:pPr>
+            <w:r>
+              <w:rPr>
+                <w:sz w:val="16"/>
+                <w:szCs w:val="16"/>
+              </w:rPr>
+              <w:t xml:space="preserve">NR-AhR  (Aryl hydrocarbon receptor)</w:t>
+            </w:r>
+          </w:p>
+        </w:tc>
+        <w:tc>
+          <w:tcPr>
+            <w:tcW w:type="dxa" w:w="1500"/>
+            <w:tcMar>
+              <w:top w:type="dxa" w:w="40"/>
+              <w:left w:type="dxa" w:w="80"/>
+              <w:bottom w:type="dxa" w:w="40"/>
+              <w:right w:type="dxa" w:w="80"/>
+            </w:tcMar>
+            <w:vAlign w:val="center"/>
+          </w:tcPr>
+          <w:p>
+            <w:pPr>
+              <w:spacing w:after="40" w:before="40"/>
+              <w:jc w:val="center"/>
+            </w:pPr>
+            <w:r>
+              <w:rPr>
+                <w:sz w:val="16"/>
+                <w:szCs w:val="16"/>
+              </w:rPr>
+              <w:t xml:space="preserve">0.892</w:t>
+            </w:r>
+          </w:p>
+        </w:tc>
+        <w:tc>
+          <w:tcPr>
+            <w:tcW w:type="dxa" w:w="1900"/>
+            <w:tcMar>
+              <w:top w:type="dxa" w:w="40"/>
+              <w:left w:type="dxa" w:w="80"/>
+              <w:bottom w:type="dxa" w:w="40"/>
+              <w:right w:type="dxa" w:w="80"/>
+            </w:tcMar>
+            <w:vAlign w:val="center"/>
+          </w:tcPr>
+          <w:p>
+            <w:pPr>
+              <w:spacing w:after="40" w:before="40"/>
+              <w:jc w:val="center"/>
+            </w:pPr>
+            <w:r>
+              <w:rPr>
+                <w:b w:val="false"/>
+                <w:bCs w:val="false"/>
+                <w:sz w:val="16"/>
+                <w:szCs w:val="16"/>
+              </w:rPr>
+              <w:t xml:space="preserve">inactive</w:t>
+            </w:r>
+          </w:p>
+        </w:tc>
+        <w:tc>
+          <w:tcPr>
+            <w:tcW w:type="dxa" w:w="1900"/>
+            <w:tcMar>
+              <w:top w:type="dxa" w:w="40"/>
+              <w:left w:type="dxa" w:w="80"/>
+              <w:bottom w:type="dxa" w:w="40"/>
+              <w:right w:type="dxa" w:w="80"/>
+            </w:tcMar>
+            <w:vAlign w:val="center"/>
+          </w:tcPr>
+          <w:p>
+            <w:pPr>
+              <w:spacing w:after="40" w:before="40"/>
+              <w:jc w:val="center"/>
+            </w:pPr>
+            <w:r>
+              <w:rPr>
+                <w:sz w:val="16"/>
+                <w:szCs w:val="16"/>
+              </w:rPr>
+              <w:t xml:space="preserve">0.200</w:t>
+            </w:r>
+          </w:p>
+        </w:tc>
+        <w:tc>
+          <w:tcPr>
+            <w:tcW w:type="dxa" w:w="2179"/>
+            <w:tcMar>
+              <w:top w:type="dxa" w:w="40"/>
+              <w:left w:type="dxa" w:w="80"/>
+              <w:bottom w:type="dxa" w:w="40"/>
+              <w:right w:type="dxa" w:w="80"/>
+            </w:tcMar>
+            <w:vAlign w:val="center"/>
+          </w:tcPr>
+          <w:p>
+            <w:pPr>
+              <w:spacing w:after="40" w:before="40"/>
+              <w:jc w:val="center"/>
+            </w:pPr>
+            <w:r>
+              <w:rPr>
+                <w:sz w:val="16"/>
+                <w:szCs w:val="16"/>
+              </w:rPr>
+              <w:t xml:space="preserve">0.180  (-0.020)</w:t>
+            </w:r>
+          </w:p>
+        </w:tc>
+      </w:tr>
+      <w:tr>
+        <w:tc>
+          <w:tcPr>
+            <w:tcW w:type="dxa" w:w="2160"/>
+            <w:tcMar>
+              <w:top w:type="dxa" w:w="40"/>
+              <w:left w:type="dxa" w:w="80"/>
+              <w:bottom w:type="dxa" w:w="40"/>
+              <w:right w:type="dxa" w:w="80"/>
+            </w:tcMar>
+            <w:vAlign w:val="center"/>
+          </w:tcPr>
+          <w:p>
+            <w:pPr>
+              <w:spacing w:after="40" w:before="40"/>
+              <w:jc w:val="left"/>
+            </w:pPr>
+            <w:r>
+              <w:rPr>
+                <w:sz w:val="16"/>
+                <w:szCs w:val="16"/>
+              </w:rPr>
+              <w:t xml:space="preserve">NR-Aromatase  (Aromatase (CYP19A1))</w:t>
+            </w:r>
+          </w:p>
+        </w:tc>
+        <w:tc>
+          <w:tcPr>
+            <w:tcW w:type="dxa" w:w="1500"/>
+            <w:tcMar>
+              <w:top w:type="dxa" w:w="40"/>
+              <w:left w:type="dxa" w:w="80"/>
+              <w:bottom w:type="dxa" w:w="40"/>
+              <w:right w:type="dxa" w:w="80"/>
+            </w:tcMar>
+            <w:vAlign w:val="center"/>
+          </w:tcPr>
+          <w:p>
+            <w:pPr>
+              <w:spacing w:after="40" w:before="40"/>
+              <w:jc w:val="center"/>
+            </w:pPr>
+            <w:r>
+              <w:rPr>
+                <w:sz w:val="16"/>
+                <w:szCs w:val="16"/>
+              </w:rPr>
+              <w:t xml:space="preserve">0.822</w:t>
+            </w:r>
+          </w:p>
+        </w:tc>
+        <w:tc>
+          <w:tcPr>
+            <w:tcW w:type="dxa" w:w="1900"/>
+            <w:tcMar>
+              <w:top w:type="dxa" w:w="40"/>
+              <w:left w:type="dxa" w:w="80"/>
+              <w:bottom w:type="dxa" w:w="40"/>
+              <w:right w:type="dxa" w:w="80"/>
+            </w:tcMar>
+            <w:vAlign w:val="center"/>
+          </w:tcPr>
+          <w:p>
+            <w:pPr>
+              <w:spacing w:after="40" w:before="40"/>
+              <w:jc w:val="center"/>
+            </w:pPr>
+            <w:r>
+              <w:rPr>
+                <w:b w:val="false"/>
+                <w:bCs w:val="false"/>
+                <w:sz w:val="16"/>
+                <w:szCs w:val="16"/>
+              </w:rPr>
+              <w:t xml:space="preserve">inactive</w:t>
+            </w:r>
+          </w:p>
+        </w:tc>
+        <w:tc>
+          <w:tcPr>
+            <w:tcW w:type="dxa" w:w="1900"/>
+            <w:tcMar>
+              <w:top w:type="dxa" w:w="40"/>
+              <w:left w:type="dxa" w:w="80"/>
+              <w:bottom w:type="dxa" w:w="40"/>
+              <w:right w:type="dxa" w:w="80"/>
+            </w:tcMar>
+            <w:vAlign w:val="center"/>
+          </w:tcPr>
+          <w:p>
+            <w:pPr>
+              <w:spacing w:after="40" w:before="40"/>
+              <w:jc w:val="center"/>
+            </w:pPr>
+            <w:r>
+              <w:rPr>
+                <w:sz w:val="16"/>
+                <w:szCs w:val="16"/>
+              </w:rPr>
+              <w:t xml:space="preserve">0.223</w:t>
+            </w:r>
+          </w:p>
+        </w:tc>
+        <w:tc>
+          <w:tcPr>
+            <w:tcW w:type="dxa" w:w="2179"/>
+            <w:tcMar>
+              <w:top w:type="dxa" w:w="40"/>
+              <w:left w:type="dxa" w:w="80"/>
+              <w:bottom w:type="dxa" w:w="40"/>
+              <w:right w:type="dxa" w:w="80"/>
+            </w:tcMar>
+            <w:vAlign w:val="center"/>
+          </w:tcPr>
+          <w:p>
+            <w:pPr>
+              <w:spacing w:after="40" w:before="40"/>
+              <w:jc w:val="center"/>
+            </w:pPr>
+            <w:r>
+              <w:rPr>
+                <w:sz w:val="16"/>
+                <w:szCs w:val="16"/>
+              </w:rPr>
+              <w:t xml:space="preserve">0.227  (+0.004)</w:t>
+            </w:r>
+          </w:p>
+        </w:tc>
+      </w:tr>
+      <w:tr>
+        <w:tc>
+          <w:tcPr>
+            <w:tcW w:type="dxa" w:w="2160"/>
+            <w:tcMar>
+              <w:top w:type="dxa" w:w="40"/>
+              <w:left w:type="dxa" w:w="80"/>
+              <w:bottom w:type="dxa" w:w="40"/>
+              <w:right w:type="dxa" w:w="80"/>
+            </w:tcMar>
+            <w:vAlign w:val="center"/>
+          </w:tcPr>
+          <w:p>
+            <w:pPr>
+              <w:spacing w:after="40" w:before="40"/>
+              <w:jc w:val="left"/>
+            </w:pPr>
+            <w:r>
+              <w:rPr>
+                <w:sz w:val="16"/>
+                <w:szCs w:val="16"/>
+              </w:rPr>
+              <w:t xml:space="preserve">NR-ER  (Estrogen receptor (full))</w:t>
+            </w:r>
+          </w:p>
+        </w:tc>
+        <w:tc>
+          <w:tcPr>
+            <w:tcW w:type="dxa" w:w="1500"/>
+            <w:tcMar>
+              <w:top w:type="dxa" w:w="40"/>
+              <w:left w:type="dxa" w:w="80"/>
+              <w:bottom w:type="dxa" w:w="40"/>
+              <w:right w:type="dxa" w:w="80"/>
+            </w:tcMar>
+            <w:vAlign w:val="center"/>
+          </w:tcPr>
+          <w:p>
+            <w:pPr>
+              <w:spacing w:after="40" w:before="40"/>
+              <w:jc w:val="center"/>
+            </w:pPr>
+            <w:r>
+              <w:rPr>
+                <w:sz w:val="16"/>
+                <w:szCs w:val="16"/>
+              </w:rPr>
+              <w:t xml:space="preserve">0.723</w:t>
+            </w:r>
+          </w:p>
+        </w:tc>
+        <w:tc>
+          <w:tcPr>
+            <w:tcW w:type="dxa" w:w="1900"/>
+            <w:tcMar>
+              <w:top w:type="dxa" w:w="40"/>
+              <w:left w:type="dxa" w:w="80"/>
+              <w:bottom w:type="dxa" w:w="40"/>
+              <w:right w:type="dxa" w:w="80"/>
+            </w:tcMar>
+            <w:vAlign w:val="center"/>
+          </w:tcPr>
+          <w:p>
+            <w:pPr>
+              <w:spacing w:after="40" w:before="40"/>
+              <w:jc w:val="center"/>
+            </w:pPr>
+            <w:r>
+              <w:rPr>
+                <w:b w:val="false"/>
+                <w:bCs w:val="false"/>
+                <w:sz w:val="16"/>
+                <w:szCs w:val="16"/>
+              </w:rPr>
+              <w:t xml:space="preserve">inactive</w:t>
+            </w:r>
+          </w:p>
+        </w:tc>
+        <w:tc>
+          <w:tcPr>
+            <w:tcW w:type="dxa" w:w="1900"/>
+            <w:tcMar>
+              <w:top w:type="dxa" w:w="40"/>
+              <w:left w:type="dxa" w:w="80"/>
+              <w:bottom w:type="dxa" w:w="40"/>
+              <w:right w:type="dxa" w:w="80"/>
+            </w:tcMar>
+            <w:vAlign w:val="center"/>
+          </w:tcPr>
+          <w:p>
+            <w:pPr>
+              <w:spacing w:after="40" w:before="40"/>
+              <w:jc w:val="center"/>
+            </w:pPr>
+            <w:r>
+              <w:rPr>
+                <w:sz w:val="16"/>
+                <w:szCs w:val="16"/>
+              </w:rPr>
+              <w:t xml:space="preserve">0.306</w:t>
+            </w:r>
+          </w:p>
+        </w:tc>
+        <w:tc>
+          <w:tcPr>
+            <w:tcW w:type="dxa" w:w="2179"/>
+            <w:tcMar>
+              <w:top w:type="dxa" w:w="40"/>
+              <w:left w:type="dxa" w:w="80"/>
+              <w:bottom w:type="dxa" w:w="40"/>
+              <w:right w:type="dxa" w:w="80"/>
+            </w:tcMar>
+            <w:vAlign w:val="center"/>
+          </w:tcPr>
+          <w:p>
+            <w:pPr>
+              <w:spacing w:after="40" w:before="40"/>
+              <w:jc w:val="center"/>
+            </w:pPr>
+            <w:r>
+              <w:rPr>
+                <w:sz w:val="16"/>
+                <w:szCs w:val="16"/>
+              </w:rPr>
+              <w:t xml:space="preserve">0.300  (-0.006)</w:t>
+            </w:r>
+          </w:p>
+        </w:tc>
+      </w:tr>
+      <w:tr>
+        <w:tc>
+          <w:tcPr>
+            <w:tcW w:type="dxa" w:w="2160"/>
+            <w:tcMar>
+              <w:top w:type="dxa" w:w="40"/>
+              <w:left w:type="dxa" w:w="80"/>
+              <w:bottom w:type="dxa" w:w="40"/>
+              <w:right w:type="dxa" w:w="80"/>
+            </w:tcMar>
+            <w:vAlign w:val="center"/>
+          </w:tcPr>
+          <w:p>
+            <w:pPr>
+              <w:spacing w:after="40" w:before="40"/>
+              <w:jc w:val="left"/>
+            </w:pPr>
+            <w:r>
+              <w:rPr>
+                <w:sz w:val="16"/>
+                <w:szCs w:val="16"/>
+              </w:rPr>
+              <w:t xml:space="preserve">NR-ER-LBD  (Estrogen receptor (LBD))</w:t>
+            </w:r>
+          </w:p>
+        </w:tc>
+        <w:tc>
+          <w:tcPr>
+            <w:tcW w:type="dxa" w:w="1500"/>
+            <w:tcMar>
+              <w:top w:type="dxa" w:w="40"/>
+              <w:left w:type="dxa" w:w="80"/>
+              <w:bottom w:type="dxa" w:w="40"/>
+              <w:right w:type="dxa" w:w="80"/>
+            </w:tcMar>
+            <w:vAlign w:val="center"/>
+          </w:tcPr>
+          <w:p>
+            <w:pPr>
+              <w:spacing w:after="40" w:before="40"/>
+              <w:jc w:val="center"/>
+            </w:pPr>
+            <w:r>
+              <w:rPr>
+                <w:sz w:val="16"/>
+                <w:szCs w:val="16"/>
+              </w:rPr>
+              <w:t xml:space="preserve">0.817</w:t>
+            </w:r>
+          </w:p>
+        </w:tc>
+        <w:tc>
+          <w:tcPr>
+            <w:tcW w:type="dxa" w:w="1900"/>
+            <w:tcMar>
+              <w:top w:type="dxa" w:w="40"/>
+              <w:left w:type="dxa" w:w="80"/>
+              <w:bottom w:type="dxa" w:w="40"/>
+              <w:right w:type="dxa" w:w="80"/>
+            </w:tcMar>
+            <w:vAlign w:val="center"/>
+          </w:tcPr>
+          <w:p>
+            <w:pPr>
+              <w:spacing w:after="40" w:before="40"/>
+              <w:jc w:val="center"/>
+            </w:pPr>
+            <w:r>
+              <w:rPr>
+                <w:b w:val="false"/>
+                <w:bCs w:val="false"/>
+                <w:sz w:val="16"/>
+                <w:szCs w:val="16"/>
+              </w:rPr>
+              <w:t xml:space="preserve">inactive</w:t>
+            </w:r>
+          </w:p>
+        </w:tc>
+        <w:tc>
+          <w:tcPr>
+            <w:tcW w:type="dxa" w:w="1900"/>
+            <w:tcMar>
+              <w:top w:type="dxa" w:w="40"/>
+              <w:left w:type="dxa" w:w="80"/>
+              <w:bottom w:type="dxa" w:w="40"/>
+              <w:right w:type="dxa" w:w="80"/>
+            </w:tcMar>
+            <w:vAlign w:val="center"/>
+          </w:tcPr>
+          <w:p>
+            <w:pPr>
+              <w:spacing w:after="40" w:before="40"/>
+              <w:jc w:val="center"/>
+            </w:pPr>
+            <w:r>
+              <w:rPr>
+                <w:sz w:val="16"/>
+                <w:szCs w:val="16"/>
+              </w:rPr>
+              <w:t xml:space="preserve">0.160</w:t>
+            </w:r>
+          </w:p>
+        </w:tc>
+        <w:tc>
+          <w:tcPr>
+            <w:tcW w:type="dxa" w:w="2179"/>
+            <w:tcMar>
+              <w:top w:type="dxa" w:w="40"/>
+              <w:left w:type="dxa" w:w="80"/>
+              <w:bottom w:type="dxa" w:w="40"/>
+              <w:right w:type="dxa" w:w="80"/>
+            </w:tcMar>
+            <w:vAlign w:val="center"/>
+          </w:tcPr>
+          <w:p>
+            <w:pPr>
+              <w:spacing w:after="40" w:before="40"/>
+              <w:jc w:val="center"/>
+            </w:pPr>
+            <w:r>
+              <w:rPr>
+                <w:sz w:val="16"/>
+                <w:szCs w:val="16"/>
+              </w:rPr>
+              <w:t xml:space="preserve">0.153  (-0.007)</w:t>
+            </w:r>
+          </w:p>
+        </w:tc>
+      </w:tr>
+      <w:tr>
+        <w:tc>
+          <w:tcPr>
+            <w:tcW w:type="dxa" w:w="2160"/>
+            <w:tcMar>
+              <w:top w:type="dxa" w:w="40"/>
+              <w:left w:type="dxa" w:w="80"/>
+              <w:bottom w:type="dxa" w:w="40"/>
+              <w:right w:type="dxa" w:w="80"/>
+            </w:tcMar>
+            <w:vAlign w:val="center"/>
+          </w:tcPr>
+          <w:p>
+            <w:pPr>
+              <w:spacing w:after="40" w:before="40"/>
+              <w:jc w:val="left"/>
+            </w:pPr>
+            <w:r>
+              <w:rPr>
+                <w:sz w:val="16"/>
+                <w:szCs w:val="16"/>
+              </w:rPr>
+              <w:t xml:space="preserve">NR-PPAR-gamma  (PPAR-gamma)</w:t>
+            </w:r>
+          </w:p>
+        </w:tc>
+        <w:tc>
+          <w:tcPr>
+            <w:tcW w:type="dxa" w:w="1500"/>
+            <w:tcMar>
+              <w:top w:type="dxa" w:w="40"/>
+              <w:left w:type="dxa" w:w="80"/>
+              <w:bottom w:type="dxa" w:w="40"/>
+              <w:right w:type="dxa" w:w="80"/>
+            </w:tcMar>
+            <w:vAlign w:val="center"/>
+          </w:tcPr>
+          <w:p>
+            <w:pPr>
+              <w:spacing w:after="40" w:before="40"/>
+              <w:jc w:val="center"/>
+            </w:pPr>
+            <w:r>
+              <w:rPr>
+                <w:sz w:val="16"/>
+                <w:szCs w:val="16"/>
+              </w:rPr>
+              <w:t xml:space="preserve">0.828</w:t>
+            </w:r>
+          </w:p>
+        </w:tc>
+        <w:tc>
+          <w:tcPr>
+            <w:tcW w:type="dxa" w:w="1900"/>
+            <w:tcMar>
+              <w:top w:type="dxa" w:w="40"/>
+              <w:left w:type="dxa" w:w="80"/>
+              <w:bottom w:type="dxa" w:w="40"/>
+              <w:right w:type="dxa" w:w="80"/>
+            </w:tcMar>
+            <w:vAlign w:val="center"/>
+          </w:tcPr>
+          <w:p>
+            <w:pPr>
+              <w:spacing w:after="40" w:before="40"/>
+              <w:jc w:val="center"/>
+            </w:pPr>
+            <w:r>
+              <w:rPr>
+                <w:b w:val="false"/>
+                <w:bCs w:val="false"/>
+                <w:sz w:val="16"/>
+                <w:szCs w:val="16"/>
+              </w:rPr>
+              <w:t xml:space="preserve">inactive</w:t>
+            </w:r>
+          </w:p>
+        </w:tc>
+        <w:tc>
+          <w:tcPr>
+            <w:tcW w:type="dxa" w:w="1900"/>
+            <w:tcMar>
+              <w:top w:type="dxa" w:w="40"/>
+              <w:left w:type="dxa" w:w="80"/>
+              <w:bottom w:type="dxa" w:w="40"/>
+              <w:right w:type="dxa" w:w="80"/>
+            </w:tcMar>
+            <w:vAlign w:val="center"/>
+          </w:tcPr>
+          <w:p>
+            <w:pPr>
+              <w:spacing w:after="40" w:before="40"/>
+              <w:jc w:val="center"/>
+            </w:pPr>
+            <w:r>
+              <w:rPr>
+                <w:sz w:val="16"/>
+                <w:szCs w:val="16"/>
+              </w:rPr>
+              <w:t xml:space="preserve">0.163</w:t>
+            </w:r>
+          </w:p>
+        </w:tc>
+        <w:tc>
+          <w:tcPr>
+            <w:tcW w:type="dxa" w:w="2179"/>
+            <w:tcMar>
+              <w:top w:type="dxa" w:w="40"/>
+              <w:left w:type="dxa" w:w="80"/>
+              <w:bottom w:type="dxa" w:w="40"/>
+              <w:right w:type="dxa" w:w="80"/>
+            </w:tcMar>
+            <w:vAlign w:val="center"/>
+          </w:tcPr>
+          <w:p>
+            <w:pPr>
+              <w:spacing w:after="40" w:before="40"/>
+              <w:jc w:val="center"/>
+            </w:pPr>
+            <w:r>
+              <w:rPr>
+                <w:sz w:val="16"/>
+                <w:szCs w:val="16"/>
+              </w:rPr>
+              <w:t xml:space="preserve">0.173  (+0.010)</w:t>
+            </w:r>
+          </w:p>
+        </w:tc>
+      </w:tr>
+      <w:tr>
+        <w:tc>
+          <w:tcPr>
+            <w:tcW w:type="dxa" w:w="2160"/>
+            <w:tcMar>
+              <w:top w:type="dxa" w:w="40"/>
+              <w:left w:type="dxa" w:w="80"/>
+              <w:bottom w:type="dxa" w:w="40"/>
+              <w:right w:type="dxa" w:w="80"/>
+            </w:tcMar>
+            <w:vAlign w:val="center"/>
+          </w:tcPr>
+          <w:p>
+            <w:pPr>
+              <w:spacing w:after="40" w:before="40"/>
+              <w:jc w:val="left"/>
+            </w:pPr>
+            <w:r>
+              <w:rPr>
+                <w:sz w:val="16"/>
+                <w:szCs w:val="16"/>
+              </w:rPr>
+              <w:t xml:space="preserve">SR-ARE  (Oxidative-stress response (ARE))</w:t>
+            </w:r>
+          </w:p>
+        </w:tc>
+        <w:tc>
+          <w:tcPr>
+            <w:tcW w:type="dxa" w:w="1500"/>
+            <w:tcMar>
+              <w:top w:type="dxa" w:w="40"/>
+              <w:left w:type="dxa" w:w="80"/>
+              <w:bottom w:type="dxa" w:w="40"/>
+              <w:right w:type="dxa" w:w="80"/>
+            </w:tcMar>
+            <w:vAlign w:val="center"/>
+          </w:tcPr>
+          <w:p>
+            <w:pPr>
+              <w:spacing w:after="40" w:before="40"/>
+              <w:jc w:val="center"/>
+            </w:pPr>
+            <w:r>
+              <w:rPr>
+                <w:sz w:val="16"/>
+                <w:szCs w:val="16"/>
+              </w:rPr>
+              <w:t xml:space="preserve">0.807</w:t>
+            </w:r>
+          </w:p>
+        </w:tc>
+        <w:tc>
+          <w:tcPr>
+            <w:tcW w:type="dxa" w:w="1900"/>
+            <w:tcMar>
+              <w:top w:type="dxa" w:w="40"/>
+              <w:left w:type="dxa" w:w="80"/>
+              <w:bottom w:type="dxa" w:w="40"/>
+              <w:right w:type="dxa" w:w="80"/>
+            </w:tcMar>
+            <w:vAlign w:val="center"/>
+          </w:tcPr>
+          <w:p>
+            <w:pPr>
+              <w:spacing w:after="40" w:before="40"/>
+              <w:jc w:val="center"/>
+            </w:pPr>
+            <w:r>
+              <w:rPr>
+                <w:b w:val="false"/>
+                <w:bCs w:val="false"/>
+                <w:sz w:val="16"/>
+                <w:szCs w:val="16"/>
+              </w:rPr>
+              <w:t xml:space="preserve">not tested</w:t>
+            </w:r>
+          </w:p>
+        </w:tc>
+        <w:tc>
+          <w:tcPr>
+            <w:tcW w:type="dxa" w:w="1900"/>
+            <w:tcMar>
+              <w:top w:type="dxa" w:w="40"/>
+              <w:left w:type="dxa" w:w="80"/>
+              <w:bottom w:type="dxa" w:w="40"/>
+              <w:right w:type="dxa" w:w="80"/>
+            </w:tcMar>
+            <w:vAlign w:val="center"/>
+          </w:tcPr>
+          <w:p>
+            <w:pPr>
+              <w:spacing w:after="40" w:before="40"/>
+              <w:jc w:val="center"/>
+            </w:pPr>
+            <w:r>
+              <w:rPr>
+                <w:sz w:val="16"/>
+                <w:szCs w:val="16"/>
+              </w:rPr>
+              <w:t xml:space="preserve">0.357</w:t>
+            </w:r>
+          </w:p>
+        </w:tc>
+        <w:tc>
+          <w:tcPr>
+            <w:tcW w:type="dxa" w:w="2179"/>
+            <w:tcMar>
+              <w:top w:type="dxa" w:w="40"/>
+              <w:left w:type="dxa" w:w="80"/>
+              <w:bottom w:type="dxa" w:w="40"/>
+              <w:right w:type="dxa" w:w="80"/>
+            </w:tcMar>
+            <w:vAlign w:val="center"/>
+          </w:tcPr>
+          <w:p>
+            <w:pPr>
+              <w:spacing w:after="40" w:before="40"/>
+              <w:jc w:val="center"/>
+            </w:pPr>
+            <w:r>
+              <w:rPr>
+                <w:sz w:val="16"/>
+                <w:szCs w:val="16"/>
+              </w:rPr>
+              <w:t xml:space="preserve">0.340  (-0.017)</w:t>
+            </w:r>
+          </w:p>
+        </w:tc>
+      </w:tr>
+      <w:tr>
+        <w:tc>
+          <w:tcPr>
+            <w:tcW w:type="dxa" w:w="2160"/>
+            <w:tcMar>
+              <w:top w:type="dxa" w:w="40"/>
+              <w:left w:type="dxa" w:w="80"/>
+              <w:bottom w:type="dxa" w:w="40"/>
+              <w:right w:type="dxa" w:w="80"/>
+            </w:tcMar>
+            <w:vAlign w:val="center"/>
+          </w:tcPr>
+          <w:p>
+            <w:pPr>
+              <w:spacing w:after="40" w:before="40"/>
+              <w:jc w:val="left"/>
+            </w:pPr>
+            <w:r>
+              <w:rPr>
+                <w:sz w:val="16"/>
+                <w:szCs w:val="16"/>
+              </w:rPr>
+              <w:t xml:space="preserve">SR-ATAD5  (Genotoxicity / DNA damage (ATAD5))</w:t>
+            </w:r>
+          </w:p>
+        </w:tc>
+        <w:tc>
+          <w:tcPr>
+            <w:tcW w:type="dxa" w:w="1500"/>
+            <w:tcMar>
+              <w:top w:type="dxa" w:w="40"/>
+              <w:left w:type="dxa" w:w="80"/>
+              <w:bottom w:type="dxa" w:w="40"/>
+              <w:right w:type="dxa" w:w="80"/>
+            </w:tcMar>
+            <w:vAlign w:val="center"/>
+          </w:tcPr>
+          <w:p>
+            <w:pPr>
+              <w:spacing w:after="40" w:before="40"/>
+              <w:jc w:val="center"/>
+            </w:pPr>
+            <w:r>
+              <w:rPr>
+                <w:sz w:val="16"/>
+                <w:szCs w:val="16"/>
+              </w:rPr>
+              <w:t xml:space="preserve">0.856</w:t>
+            </w:r>
+          </w:p>
+        </w:tc>
+        <w:tc>
+          <w:tcPr>
+            <w:tcW w:type="dxa" w:w="1900"/>
+            <w:tcMar>
+              <w:top w:type="dxa" w:w="40"/>
+              <w:left w:type="dxa" w:w="80"/>
+              <w:bottom w:type="dxa" w:w="40"/>
+              <w:right w:type="dxa" w:w="80"/>
+            </w:tcMar>
+            <w:vAlign w:val="center"/>
+          </w:tcPr>
+          <w:p>
+            <w:pPr>
+              <w:spacing w:after="40" w:before="40"/>
+              <w:jc w:val="center"/>
+            </w:pPr>
+            <w:r>
+              <w:rPr>
+                <w:b w:val="false"/>
+                <w:bCs w:val="false"/>
+                <w:sz w:val="16"/>
+                <w:szCs w:val="16"/>
+              </w:rPr>
+              <w:t xml:space="preserve">inactive</w:t>
+            </w:r>
+          </w:p>
+        </w:tc>
+        <w:tc>
+          <w:tcPr>
+            <w:tcW w:type="dxa" w:w="1900"/>
+            <w:tcMar>
+              <w:top w:type="dxa" w:w="40"/>
+              <w:left w:type="dxa" w:w="80"/>
+              <w:bottom w:type="dxa" w:w="40"/>
+              <w:right w:type="dxa" w:w="80"/>
+            </w:tcMar>
+            <w:vAlign w:val="center"/>
+          </w:tcPr>
+          <w:p>
+            <w:pPr>
+              <w:spacing w:after="40" w:before="40"/>
+              <w:jc w:val="center"/>
+            </w:pPr>
+            <w:r>
+              <w:rPr>
+                <w:sz w:val="16"/>
+                <w:szCs w:val="16"/>
+              </w:rPr>
+              <w:t xml:space="preserve">0.150</w:t>
+            </w:r>
+          </w:p>
+        </w:tc>
+        <w:tc>
+          <w:tcPr>
+            <w:tcW w:type="dxa" w:w="2179"/>
+            <w:tcMar>
+              <w:top w:type="dxa" w:w="40"/>
+              <w:left w:type="dxa" w:w="80"/>
+              <w:bottom w:type="dxa" w:w="40"/>
+              <w:right w:type="dxa" w:w="80"/>
+            </w:tcMar>
+            <w:vAlign w:val="center"/>
+          </w:tcPr>
+          <w:p>
+            <w:pPr>
+              <w:spacing w:after="40" w:before="40"/>
+              <w:jc w:val="center"/>
+            </w:pPr>
+            <w:r>
+              <w:rPr>
+                <w:sz w:val="16"/>
+                <w:szCs w:val="16"/>
+              </w:rPr>
+              <w:t xml:space="preserve">0.133  (-0.017)</w:t>
+            </w:r>
+          </w:p>
+        </w:tc>
+      </w:tr>
+      <w:tr>
+        <w:tc>
+          <w:tcPr>
+            <w:tcW w:type="dxa" w:w="2160"/>
+            <w:tcMar>
+              <w:top w:type="dxa" w:w="40"/>
+              <w:left w:type="dxa" w:w="80"/>
+              <w:bottom w:type="dxa" w:w="40"/>
+              <w:right w:type="dxa" w:w="80"/>
+            </w:tcMar>
+            <w:vAlign w:val="center"/>
+          </w:tcPr>
+          <w:p>
+            <w:pPr>
+              <w:spacing w:after="40" w:before="40"/>
+              <w:jc w:val="left"/>
+            </w:pPr>
+            <w:r>
+              <w:rPr>
+                <w:sz w:val="16"/>
+                <w:szCs w:val="16"/>
+              </w:rPr>
+              <w:t xml:space="preserve">SR-HSE  (Heat-shock response)</w:t>
+            </w:r>
+          </w:p>
+        </w:tc>
+        <w:tc>
+          <w:tcPr>
+            <w:tcW w:type="dxa" w:w="1500"/>
+            <w:tcMar>
+              <w:top w:type="dxa" w:w="40"/>
+              <w:left w:type="dxa" w:w="80"/>
+              <w:bottom w:type="dxa" w:w="40"/>
+              <w:right w:type="dxa" w:w="80"/>
+            </w:tcMar>
+            <w:vAlign w:val="center"/>
+          </w:tcPr>
+          <w:p>
+            <w:pPr>
+              <w:spacing w:after="40" w:before="40"/>
+              <w:jc w:val="center"/>
+            </w:pPr>
+            <w:r>
+              <w:rPr>
+                <w:sz w:val="16"/>
+                <w:szCs w:val="16"/>
+              </w:rPr>
+              <w:t xml:space="preserve">0.781</w:t>
+            </w:r>
+          </w:p>
+        </w:tc>
+        <w:tc>
+          <w:tcPr>
+            <w:tcW w:type="dxa" w:w="1900"/>
+            <w:tcMar>
+              <w:top w:type="dxa" w:w="40"/>
+              <w:left w:type="dxa" w:w="80"/>
+              <w:bottom w:type="dxa" w:w="40"/>
+              <w:right w:type="dxa" w:w="80"/>
+            </w:tcMar>
+            <w:vAlign w:val="center"/>
+          </w:tcPr>
+          <w:p>
+            <w:pPr>
+              <w:spacing w:after="40" w:before="40"/>
+              <w:jc w:val="center"/>
+            </w:pPr>
+            <w:r>
+              <w:rPr>
+                <w:b w:val="false"/>
+                <w:bCs w:val="false"/>
+                <w:sz w:val="16"/>
+                <w:szCs w:val="16"/>
+              </w:rPr>
+              <w:t xml:space="preserve">not tested</w:t>
+            </w:r>
+          </w:p>
+        </w:tc>
+        <w:tc>
+          <w:tcPr>
+            <w:tcW w:type="dxa" w:w="1900"/>
+            <w:tcMar>
+              <w:top w:type="dxa" w:w="40"/>
+              <w:left w:type="dxa" w:w="80"/>
+              <w:bottom w:type="dxa" w:w="40"/>
+              <w:right w:type="dxa" w:w="80"/>
+            </w:tcMar>
+            <w:vAlign w:val="center"/>
+          </w:tcPr>
+          <w:p>
+            <w:pPr>
+              <w:spacing w:after="40" w:before="40"/>
+              <w:jc w:val="center"/>
+            </w:pPr>
+            <w:r>
+              <w:rPr>
+                <w:sz w:val="16"/>
+                <w:szCs w:val="16"/>
+              </w:rPr>
+              <w:t xml:space="preserve">0.240</w:t>
+            </w:r>
+          </w:p>
+        </w:tc>
+        <w:tc>
+          <w:tcPr>
+            <w:tcW w:type="dxa" w:w="2179"/>
+            <w:tcMar>
+              <w:top w:type="dxa" w:w="40"/>
+              <w:left w:type="dxa" w:w="80"/>
+              <w:bottom w:type="dxa" w:w="40"/>
+              <w:right w:type="dxa" w:w="80"/>
+            </w:tcMar>
+            <w:vAlign w:val="center"/>
+          </w:tcPr>
+          <w:p>
+            <w:pPr>
+              <w:spacing w:after="40" w:before="40"/>
+              <w:jc w:val="center"/>
+            </w:pPr>
+            <w:r>
+              <w:rPr>
+                <w:sz w:val="16"/>
+                <w:szCs w:val="16"/>
+              </w:rPr>
+              <w:t xml:space="preserve">0.227  (-0.013)</w:t>
+            </w:r>
+          </w:p>
+        </w:tc>
+      </w:tr>
+      <w:tr>
+        <w:tc>
+          <w:tcPr>
+            <w:tcW w:type="dxa" w:w="2160"/>
+            <w:tcMar>
+              <w:top w:type="dxa" w:w="40"/>
+              <w:left w:type="dxa" w:w="80"/>
+              <w:bottom w:type="dxa" w:w="40"/>
+              <w:right w:type="dxa" w:w="80"/>
+            </w:tcMar>
+            <w:vAlign w:val="center"/>
+          </w:tcPr>
+          <w:p>
+            <w:pPr>
+              <w:spacing w:after="40" w:before="40"/>
+              <w:jc w:val="left"/>
+            </w:pPr>
+            <w:r>
+              <w:rPr>
+                <w:sz w:val="16"/>
+                <w:szCs w:val="16"/>
+              </w:rPr>
+              <w:t xml:space="preserve">SR-MMP  (Mitochondrial membrane potential)</w:t>
+            </w:r>
+          </w:p>
+        </w:tc>
+        <w:tc>
+          <w:tcPr>
+            <w:tcW w:type="dxa" w:w="1500"/>
+            <w:tcMar>
+              <w:top w:type="dxa" w:w="40"/>
+              <w:left w:type="dxa" w:w="80"/>
+              <w:bottom w:type="dxa" w:w="40"/>
+              <w:right w:type="dxa" w:w="80"/>
+            </w:tcMar>
+            <w:vAlign w:val="center"/>
+          </w:tcPr>
+          <w:p>
+            <w:pPr>
+              <w:spacing w:after="40" w:before="40"/>
+              <w:jc w:val="center"/>
+            </w:pPr>
+            <w:r>
+              <w:rPr>
+                <w:sz w:val="16"/>
+                <w:szCs w:val="16"/>
+              </w:rPr>
+              <w:t xml:space="preserve">0.879</w:t>
+            </w:r>
+          </w:p>
+        </w:tc>
+        <w:tc>
+          <w:tcPr>
+            <w:tcW w:type="dxa" w:w="1900"/>
+            <w:tcMar>
+              <w:top w:type="dxa" w:w="40"/>
+              <w:left w:type="dxa" w:w="80"/>
+              <w:bottom w:type="dxa" w:w="40"/>
+              <w:right w:type="dxa" w:w="80"/>
+            </w:tcMar>
+            <w:vAlign w:val="center"/>
+          </w:tcPr>
+          <w:p>
+            <w:pPr>
+              <w:spacing w:after="40" w:before="40"/>
+              <w:jc w:val="center"/>
+            </w:pPr>
+            <w:r>
+              <w:rPr>
+                <w:b w:val="false"/>
+                <w:bCs w:val="false"/>
+                <w:sz w:val="16"/>
+                <w:szCs w:val="16"/>
+              </w:rPr>
+              <w:t xml:space="preserve">inactive</w:t>
+            </w:r>
+          </w:p>
+        </w:tc>
+        <w:tc>
+          <w:tcPr>
+            <w:tcW w:type="dxa" w:w="1900"/>
+            <w:tcMar>
+              <w:top w:type="dxa" w:w="40"/>
+              <w:left w:type="dxa" w:w="80"/>
+              <w:bottom w:type="dxa" w:w="40"/>
+              <w:right w:type="dxa" w:w="80"/>
+            </w:tcMar>
+            <w:vAlign w:val="center"/>
+          </w:tcPr>
+          <w:p>
+            <w:pPr>
+              <w:spacing w:after="40" w:before="40"/>
+              <w:jc w:val="center"/>
+            </w:pPr>
+            <w:r>
+              <w:rPr>
+                <w:sz w:val="16"/>
+                <w:szCs w:val="16"/>
+              </w:rPr>
+              <w:t xml:space="preserve">0.260</w:t>
+            </w:r>
+          </w:p>
+        </w:tc>
+        <w:tc>
+          <w:tcPr>
+            <w:tcW w:type="dxa" w:w="2179"/>
+            <w:tcMar>
+              <w:top w:type="dxa" w:w="40"/>
+              <w:left w:type="dxa" w:w="80"/>
+              <w:bottom w:type="dxa" w:w="40"/>
+              <w:right w:type="dxa" w:w="80"/>
+            </w:tcMar>
+            <w:vAlign w:val="center"/>
+          </w:tcPr>
+          <w:p>
+            <w:pPr>
+              <w:spacing w:after="40" w:before="40"/>
+              <w:jc w:val="center"/>
+            </w:pPr>
+            <w:r>
+              <w:rPr>
+                <w:sz w:val="16"/>
+                <w:szCs w:val="16"/>
+              </w:rPr>
+              <w:t xml:space="preserve">0.260  (+0.000)</w:t>
+            </w:r>
+          </w:p>
+        </w:tc>
+      </w:tr>
+      <w:tr>
+        <w:tc>
+          <w:tcPr>
+            <w:tcW w:type="dxa" w:w="2160"/>
+            <w:tcMar>
+              <w:top w:type="dxa" w:w="40"/>
+              <w:left w:type="dxa" w:w="80"/>
+              <w:bottom w:type="dxa" w:w="40"/>
+              <w:right w:type="dxa" w:w="80"/>
+            </w:tcMar>
+            <w:vAlign w:val="center"/>
+          </w:tcPr>
+          <w:p>
+            <w:pPr>
+              <w:spacing w:after="40" w:before="40"/>
+              <w:jc w:val="left"/>
+            </w:pPr>
+            <w:r>
+              <w:rPr>
+                <w:sz w:val="16"/>
+                <w:szCs w:val="16"/>
+              </w:rPr>
+              <w:t xml:space="preserve">SR-p53  (p53 DNA-damage response)</w:t>
+            </w:r>
+          </w:p>
+        </w:tc>
+        <w:tc>
+          <w:tcPr>
+            <w:tcW w:type="dxa" w:w="1500"/>
+            <w:tcMar>
+              <w:top w:type="dxa" w:w="40"/>
+              <w:left w:type="dxa" w:w="80"/>
+              <w:bottom w:type="dxa" w:w="40"/>
+              <w:right w:type="dxa" w:w="80"/>
+            </w:tcMar>
+            <w:vAlign w:val="center"/>
+          </w:tcPr>
+          <w:p>
+            <w:pPr>
+              <w:spacing w:after="40" w:before="40"/>
+              <w:jc w:val="center"/>
+            </w:pPr>
+            <w:r>
+              <w:rPr>
+                <w:sz w:val="16"/>
+                <w:szCs w:val="16"/>
+              </w:rPr>
+              <w:t xml:space="preserve">0.853</w:t>
+            </w:r>
+          </w:p>
+        </w:tc>
+        <w:tc>
+          <w:tcPr>
+            <w:tcW w:type="dxa" w:w="1900"/>
+            <w:tcMar>
+              <w:top w:type="dxa" w:w="40"/>
+              <w:left w:type="dxa" w:w="80"/>
+              <w:bottom w:type="dxa" w:w="40"/>
+              <w:right w:type="dxa" w:w="80"/>
+            </w:tcMar>
+            <w:vAlign w:val="center"/>
+          </w:tcPr>
+          <w:p>
+            <w:pPr>
+              <w:spacing w:after="40" w:before="40"/>
+              <w:jc w:val="center"/>
+            </w:pPr>
+            <w:r>
+              <w:rPr>
+                <w:b w:val="false"/>
+                <w:bCs w:val="false"/>
+                <w:sz w:val="16"/>
+                <w:szCs w:val="16"/>
+              </w:rPr>
+              <w:t xml:space="preserve">inactive</w:t>
+            </w:r>
+          </w:p>
+        </w:tc>
+        <w:tc>
+          <w:tcPr>
+            <w:tcW w:type="dxa" w:w="1900"/>
+            <w:tcMar>
+              <w:top w:type="dxa" w:w="40"/>
+              <w:left w:type="dxa" w:w="80"/>
+              <w:bottom w:type="dxa" w:w="40"/>
+              <w:right w:type="dxa" w:w="80"/>
+            </w:tcMar>
+            <w:vAlign w:val="center"/>
+          </w:tcPr>
+          <w:p>
+            <w:pPr>
+              <w:spacing w:after="40" w:before="40"/>
+              <w:jc w:val="center"/>
+            </w:pPr>
+            <w:r>
+              <w:rPr>
+                <w:sz w:val="16"/>
+                <w:szCs w:val="16"/>
+              </w:rPr>
+              <w:t xml:space="preserve">0.303</w:t>
+            </w:r>
+          </w:p>
+        </w:tc>
+        <w:tc>
+          <w:tcPr>
+            <w:tcW w:type="dxa" w:w="2179"/>
+            <w:tcMar>
+              <w:top w:type="dxa" w:w="40"/>
+              <w:left w:type="dxa" w:w="80"/>
+              <w:bottom w:type="dxa" w:w="40"/>
+              <w:right w:type="dxa" w:w="80"/>
+            </w:tcMar>
+            <w:vAlign w:val="center"/>
+          </w:tcPr>
+          <w:p>
+            <w:pPr>
+              <w:spacing w:after="40" w:before="40"/>
+              <w:jc w:val="center"/>
+            </w:pPr>
+            <w:r>
+              <w:rPr>
+                <w:sz w:val="16"/>
+                <w:szCs w:val="16"/>
+              </w:rPr>
+              <w:t xml:space="preserve">0.293  (-0.010)</w:t>
+            </w:r>
+          </w:p>
+        </w:tc>
+      </w:tr>
+    </w:tbl>
+    <w:p>
+      <w:pPr>
+        <w:spacing w:before="80"/>
+      </w:pPr>
+      <w:r>
+        <w:rPr>
+          <w:i/>
+          <w:iCs/>
+          <w:color w:val="595959"/>
+          <w:sz w:val="16"/>
+          <w:szCs w:val="16"/>
+        </w:rPr>
+        <w:t xml:space="preserve">All predicted probabilities are well below the 0.5 activity threshold (parent NR-AR is a measured weak active that the model under-calls — expected at that endpoint's lower AUC of 0.79; the measured label governs). RRT 0.87 omitted from the table: identical fingerprint to the parent ⇒ identical predictions (Δ ≡ 0) at every endpoint.</w:t>
+      </w:r>
+    </w:p>
+    <w:p>
+      <w:r>
+        <w:br w:type="page"/>
+      </w:r>
+    </w:p>
+    <w:p>
+      <w:pPr>
         <w:pStyle w:val="Heading1"/>
         <w:spacing w:after="120" w:before="280"/>
       </w:pPr>
@@ -3423,7 +5348,7 @@
           <w:sz w:val="20"/>
           <w:szCs w:val="20"/>
         </w:rPr>
-        <w:t xml:space="preserve">Under ICH M7 logic, absence of any DNA-reactive structural alert in the parent or the daughters places them in the non-alerting category; they are controlled as ordinary (non-mutagenic) related substances.</w:t>
+        <w:t xml:space="preserve">Under ICH M7 logic, absence of any DNA-reactive structural alert in the parent or the daughters places them in the non-alerting category; they are controlled as ordinary (non-mutagenic) related substances. Consistently, the statistical QSAR shows no activation at the genotoxicity/DNA-damage-associated endpoints SR-ATAD5 and SR-p53 for either impurity (Δ vs parent ≤ 0.02).</w:t>
       </w:r>
     </w:p>
     <w:p>
@@ -3605,14 +5530,14 @@
           <w:sz w:val="20"/>
           <w:szCs w:val="20"/>
         </w:rPr>
-        <w:t xml:space="preserve">Statistical tox models deliberately not over-interpreted. </w:t>
+        <w:t xml:space="preserve">Statistical QSAR — scope of validity. </w:t>
       </w:r>
       <w:r>
         <w:rPr>
           <w:sz w:val="20"/>
           <w:szCs w:val="20"/>
         </w:rPr>
-        <w:t xml:space="preserve">Small-molecule statistical panels (e.g. Tox21 nuclear-receptor/stress-response RandomForests) were not used as evidence because a 1435–1449 Da glycopeptide with 100+ heavy atoms lies entirely outside their drug-like applicability domain; their output would be uninterpretable and would convey false precision. The logD/pKa (Q)SAR predictions were flagged out-of-domain by the provider and are used only directionally.</w:t>
+        <w:t xml:space="preserve">A 12-endpoint Tox21 QSAR was trained and applied (Section 5.6). It is genuinely in-domain here because vancomycin is itself a Tox21 training compound (nearest-neighbour Tanimoto 1.00), so its output is anchored to measured data. Two cautions apply: (i) the parent's in-set predictions reflect partial memorisation and are reported instead as measured labels plus held-out (vancomycin-removed) predictions; (ii) the Tox21 panel covers 12 specific nuclear-receptor/stress-response mechanisms only — it does not model the clinically relevant vancomycin effects (nephrotoxicity, ototoxicity, histamine-mediated Red-Man syndrome), which are addressed mechanistically via the toxicophore analysis and by read-across to the parent's in vivo package. The logD/pKa (Q)SAR predictions were flagged out-of-domain by the provider and are used only directionally.</w:t>
       </w:r>
     </w:p>
     <w:p>

--- a/vancomycin_3dqsar_qualification/Vancomycin_RRT075_RRT087_3DQSAR_Qualification_Report.docx
+++ b/vancomycin_3dqsar_qualification/Vancomycin_RRT075_RRT087_3DQSAR_Qualification_Report.docx
@@ -823,7 +823,7 @@
                 <w:sz w:val="18"/>
                 <w:szCs w:val="18"/>
               </w:rPr>
-              <w:t xml:space="preserve">No DNA-reactive alert in parent or daughters</w:t>
+              <w:t xml:space="preserve">Both M7 methodologies negative -&gt; Class 5 (§5.7)</w:t>
             </w:r>
           </w:p>
         </w:tc>
@@ -5191,6 +5191,680 @@
     </w:p>
     <w:p>
       <w:pPr>
+        <w:pStyle w:val="Heading2"/>
+        <w:spacing w:after="100" w:before="200"/>
+      </w:pPr>
+      <w:r>
+        <w:rPr>
+          <w:b/>
+          <w:bCs/>
+          <w:color w:val="2E74B5"/>
+        </w:rPr>
+        <w:t xml:space="preserve">5.7  ICH M7 mutagenicity assessment — two complementary (Q)SAR methodologies</w:t>
+      </w:r>
+    </w:p>
+    <w:p>
+      <w:pPr>
+        <w:spacing w:after="120" w:line="276"/>
+        <w:jc w:val="both"/>
+      </w:pPr>
+      <w:r>
+        <w:rPr>
+          <w:sz w:val="20"/>
+          <w:szCs w:val="20"/>
+        </w:rPr>
+        <w:t xml:space="preserve">ICH M7(R2) requires that potential bacterial mutagenicity (Ames) be assessed by two complementary in silico methodologies — one </w:t>
+      </w:r>
+      <w:r>
+        <w:rPr>
+          <w:b/>
+          <w:bCs/>
+          <w:sz w:val="20"/>
+          <w:szCs w:val="20"/>
+        </w:rPr>
+        <w:t xml:space="preserve">expert rule-based</w:t>
+      </w:r>
+      <w:r>
+        <w:rPr>
+          <w:sz w:val="20"/>
+          <w:szCs w:val="20"/>
+        </w:rPr>
+        <w:t xml:space="preserve"> and one </w:t>
+      </w:r>
+      <w:r>
+        <w:rPr>
+          <w:b/>
+          <w:bCs/>
+          <w:sz w:val="20"/>
+          <w:szCs w:val="20"/>
+        </w:rPr>
+        <w:t xml:space="preserve">statistical</w:t>
+      </w:r>
+      <w:r>
+        <w:rPr>
+          <w:sz w:val="20"/>
+          <w:szCs w:val="20"/>
+        </w:rPr>
+        <w:t xml:space="preserve"> — with any positive resolved by expert review. Both were applied here to the parent and both impurities:</w:t>
+      </w:r>
+    </w:p>
+    <w:p>
+      <w:pPr>
+        <w:pStyle w:val="ListParagraph"/>
+        <w:numPr>
+          <w:ilvl w:val="0"/>
+          <w:numId w:val="1"/>
+        </w:numPr>
+        <w:spacing w:after="80"/>
+      </w:pPr>
+      <w:r>
+        <w:rPr>
+          <w:b/>
+          <w:bCs/>
+          <w:sz w:val="20"/>
+          <w:szCs w:val="20"/>
+        </w:rPr>
+        <w:t xml:space="preserve">Methodology 1 (expert rule-based). </w:t>
+      </w:r>
+      <w:r>
+        <w:rPr>
+          <w:sz w:val="20"/>
+          <w:szCs w:val="20"/>
+        </w:rPr>
+        <w:t xml:space="preserve">A Benigni–Bossa structural-alert rulebase for mutagenicity / genotoxic carcinogenicity (29 alert classes covering aromatic amines, nitro/nitroso, azo/azoxy, N-nitroso, epoxides/aziridines, Michael acceptors, acyl/alkyl halides, hydrazines, aldehydes, quinones, β-lactams, etc.). This is the public scientific rulebase underlying Derek-type expert systems (as implemented in Toxtree/VEGA).</w:t>
+      </w:r>
+    </w:p>
+    <w:p>
+      <w:pPr>
+        <w:pStyle w:val="ListParagraph"/>
+        <w:numPr>
+          <w:ilvl w:val="0"/>
+          <w:numId w:val="1"/>
+        </w:numPr>
+        <w:spacing w:after="80"/>
+      </w:pPr>
+      <w:r>
+        <w:rPr>
+          <w:b/>
+          <w:bCs/>
+          <w:sz w:val="20"/>
+          <w:szCs w:val="20"/>
+        </w:rPr>
+        <w:t xml:space="preserve">Methodology 2 (statistical). </w:t>
+      </w:r>
+      <w:r>
+        <w:rPr>
+          <w:sz w:val="20"/>
+          <w:szCs w:val="20"/>
+        </w:rPr>
+        <w:t xml:space="preserve">An Ames QSAR — class-balanced RandomForest on 2048-bit Morgan fingerprints, trained on the public Hansen benchmark (N = 6506; 54% mutagens); 5-fold out-of-fold ROC-AUC = 0.881; decision threshold 0.52 (Youden). An applicability-domain check (nearest-neighbour Tanimoto) is reported.</w:t>
+      </w:r>
+    </w:p>
+    <w:p>
+      <w:pPr>
+        <w:spacing w:after="60" w:before="120"/>
+        <w:jc w:val="center"/>
+      </w:pPr>
+      <w:r>
+        <w:drawing>
+          <wp:inline distT="0" distB="0" distL="0" distR="0">
+            <wp:extent cx="6286500" cy="2238375"/>
+            <wp:effectExtent t="0" r="0" b="0" l="0"/>
+            <wp:docPr id="1" name="" descr="" title=""/>
+            <wp:cNvGraphicFramePr>
+              <a:graphicFrameLocks xmlns:a="http://schemas.openxmlformats.org/drawingml/2006/main" noChangeAspect="1"/>
+            </wp:cNvGraphicFramePr>
+            <a:graphic xmlns:a="http://schemas.openxmlformats.org/drawingml/2006/main">
+              <a:graphicData uri="http://schemas.openxmlformats.org/drawingml/2006/picture">
+                <pic:pic xmlns:pic="http://schemas.openxmlformats.org/drawingml/2006/picture">
+                  <pic:nvPicPr>
+                    <pic:cNvPr id="0" name="" descr=""/>
+                    <pic:cNvPicPr>
+                      <a:picLocks noChangeAspect="1" noChangeArrowheads="1"/>
+                    </pic:cNvPicPr>
+                  </pic:nvPicPr>
+                  <pic:blipFill>
+                    <a:blip r:embed="rId16" cstate="none"/>
+                    <a:srcRect/>
+                    <a:stretch>
+                      <a:fillRect/>
+                    </a:stretch>
+                  </pic:blipFill>
+                  <pic:spPr bwMode="auto">
+                    <a:xfrm>
+                      <a:off x="0" y="0"/>
+                      <a:ext cx="6286500" cy="2238375"/>
+                    </a:xfrm>
+                    <a:prstGeom prst="rect">
+                      <a:avLst/>
+                    </a:prstGeom>
+                  </pic:spPr>
+                </pic:pic>
+              </a:graphicData>
+            </a:graphic>
+          </wp:inline>
+        </w:drawing>
+      </w:r>
+    </w:p>
+    <w:p>
+      <w:pPr>
+        <w:spacing w:after="160"/>
+        <w:jc w:val="center"/>
+      </w:pPr>
+      <w:r>
+        <w:rPr>
+          <w:i/>
+          <w:iCs/>
+          <w:color w:val="595959"/>
+          <w:sz w:val="16"/>
+          <w:szCs w:val="16"/>
+        </w:rPr>
+        <w:t xml:space="preserve">Figure 7.  ICH M7 two-methodology assessment. (A) Concordance matrix — both methodologies return NEGATIVE for all three molecules (green). (B) Statistical Ames probabilities, all below the decision threshold; the amber note flags the low applicability-domain similarity of these glycopeptides to the Ames training set, which is why the domain-independent expert rulebase is the primary M7 call.</w:t>
+      </w:r>
+    </w:p>
+    <w:tbl>
+      <w:tblPr>
+        <w:tblW w:type="dxa" w:w="9599"/>
+        <w:tblBorders>
+          <w:top w:val="single" w:color="auto" w:sz="4"/>
+          <w:left w:val="single" w:color="auto" w:sz="4"/>
+          <w:bottom w:val="single" w:color="auto" w:sz="4"/>
+          <w:right w:val="single" w:color="auto" w:sz="4"/>
+          <w:insideH w:val="single" w:color="auto" w:sz="4"/>
+          <w:insideV w:val="single" w:color="auto" w:sz="4"/>
+        </w:tblBorders>
+      </w:tblPr>
+      <w:tblGrid>
+        <w:gridCol w:w="2760"/>
+        <w:gridCol w:w="2960"/>
+        <w:gridCol w:w="2960"/>
+        <w:gridCol w:w="919"/>
+      </w:tblGrid>
+      <w:tr>
+        <w:tc>
+          <w:tcPr>
+            <w:tcW w:type="dxa" w:w="2760"/>
+            <w:shd w:fill="1F3864" w:color="auto" w:val="clear"/>
+            <w:tcMar>
+              <w:top w:type="dxa" w:w="40"/>
+              <w:left w:type="dxa" w:w="80"/>
+              <w:bottom w:type="dxa" w:w="40"/>
+              <w:right w:type="dxa" w:w="80"/>
+            </w:tcMar>
+            <w:vAlign w:val="center"/>
+          </w:tcPr>
+          <w:p>
+            <w:pPr>
+              <w:spacing w:after="40" w:before="40"/>
+              <w:jc w:val="center"/>
+            </w:pPr>
+            <w:r>
+              <w:rPr>
+                <w:b/>
+                <w:bCs/>
+                <w:color w:val="FFFFFF"/>
+                <w:sz w:val="18"/>
+                <w:szCs w:val="18"/>
+              </w:rPr>
+              <w:t xml:space="preserve">Molecule</w:t>
+            </w:r>
+          </w:p>
+        </w:tc>
+        <w:tc>
+          <w:tcPr>
+            <w:tcW w:type="dxa" w:w="2960"/>
+            <w:shd w:fill="1F3864" w:color="auto" w:val="clear"/>
+            <w:tcMar>
+              <w:top w:type="dxa" w:w="40"/>
+              <w:left w:type="dxa" w:w="80"/>
+              <w:bottom w:type="dxa" w:w="40"/>
+              <w:right w:type="dxa" w:w="80"/>
+            </w:tcMar>
+            <w:vAlign w:val="center"/>
+          </w:tcPr>
+          <w:p>
+            <w:pPr>
+              <w:spacing w:after="40" w:before="40"/>
+              <w:jc w:val="center"/>
+            </w:pPr>
+            <w:r>
+              <w:rPr>
+                <w:b/>
+                <w:bCs/>
+                <w:color w:val="FFFFFF"/>
+                <w:sz w:val="18"/>
+                <w:szCs w:val="18"/>
+              </w:rPr>
+              <w:t xml:space="preserve">Expert rule-based</w:t>
+            </w:r>
+          </w:p>
+        </w:tc>
+        <w:tc>
+          <w:tcPr>
+            <w:tcW w:type="dxa" w:w="2960"/>
+            <w:shd w:fill="1F3864" w:color="auto" w:val="clear"/>
+            <w:tcMar>
+              <w:top w:type="dxa" w:w="40"/>
+              <w:left w:type="dxa" w:w="80"/>
+              <w:bottom w:type="dxa" w:w="40"/>
+              <w:right w:type="dxa" w:w="80"/>
+            </w:tcMar>
+            <w:vAlign w:val="center"/>
+          </w:tcPr>
+          <w:p>
+            <w:pPr>
+              <w:spacing w:after="40" w:before="40"/>
+              <w:jc w:val="center"/>
+            </w:pPr>
+            <w:r>
+              <w:rPr>
+                <w:b/>
+                <w:bCs/>
+                <w:color w:val="FFFFFF"/>
+                <w:sz w:val="18"/>
+                <w:szCs w:val="18"/>
+              </w:rPr>
+              <w:t xml:space="preserve">Statistical Ames QSAR</w:t>
+            </w:r>
+          </w:p>
+        </w:tc>
+        <w:tc>
+          <w:tcPr>
+            <w:tcW w:type="dxa" w:w="919"/>
+            <w:shd w:fill="1F3864" w:color="auto" w:val="clear"/>
+            <w:tcMar>
+              <w:top w:type="dxa" w:w="40"/>
+              <w:left w:type="dxa" w:w="80"/>
+              <w:bottom w:type="dxa" w:w="40"/>
+              <w:right w:type="dxa" w:w="80"/>
+            </w:tcMar>
+            <w:vAlign w:val="center"/>
+          </w:tcPr>
+          <w:p>
+            <w:pPr>
+              <w:spacing w:after="40" w:before="40"/>
+              <w:jc w:val="center"/>
+            </w:pPr>
+            <w:r>
+              <w:rPr>
+                <w:b/>
+                <w:bCs/>
+                <w:color w:val="FFFFFF"/>
+                <w:sz w:val="18"/>
+                <w:szCs w:val="18"/>
+              </w:rPr>
+              <w:t xml:space="preserve">M7</w:t>
+            </w:r>
+          </w:p>
+        </w:tc>
+      </w:tr>
+      <w:tr>
+        <w:tc>
+          <w:tcPr>
+            <w:tcW w:type="dxa" w:w="2760"/>
+            <w:tcMar>
+              <w:top w:type="dxa" w:w="40"/>
+              <w:left w:type="dxa" w:w="80"/>
+              <w:bottom w:type="dxa" w:w="40"/>
+              <w:right w:type="dxa" w:w="80"/>
+            </w:tcMar>
+            <w:vAlign w:val="center"/>
+          </w:tcPr>
+          <w:p>
+            <w:pPr>
+              <w:spacing w:after="40" w:before="40"/>
+              <w:jc w:val="left"/>
+            </w:pPr>
+            <w:r>
+              <w:rPr>
+                <w:sz w:val="16"/>
+                <w:szCs w:val="16"/>
+              </w:rPr>
+              <w:t xml:space="preserve">Parent (Vancomycin B)</w:t>
+            </w:r>
+          </w:p>
+        </w:tc>
+        <w:tc>
+          <w:tcPr>
+            <w:tcW w:type="dxa" w:w="2960"/>
+            <w:tcMar>
+              <w:top w:type="dxa" w:w="40"/>
+              <w:left w:type="dxa" w:w="80"/>
+              <w:bottom w:type="dxa" w:w="40"/>
+              <w:right w:type="dxa" w:w="80"/>
+            </w:tcMar>
+            <w:vAlign w:val="center"/>
+          </w:tcPr>
+          <w:p>
+            <w:pPr>
+              <w:spacing w:after="40" w:before="40"/>
+              <w:jc w:val="center"/>
+            </w:pPr>
+            <w:r>
+              <w:rPr>
+                <w:color w:val="2E7D32"/>
+                <w:sz w:val="16"/>
+                <w:szCs w:val="16"/>
+              </w:rPr>
+              <w:t xml:space="preserve">negative (no structural alert)</w:t>
+            </w:r>
+          </w:p>
+        </w:tc>
+        <w:tc>
+          <w:tcPr>
+            <w:tcW w:type="dxa" w:w="2960"/>
+            <w:tcMar>
+              <w:top w:type="dxa" w:w="40"/>
+              <w:left w:type="dxa" w:w="80"/>
+              <w:bottom w:type="dxa" w:w="40"/>
+              <w:right w:type="dxa" w:w="80"/>
+            </w:tcMar>
+            <w:vAlign w:val="center"/>
+          </w:tcPr>
+          <w:p>
+            <w:pPr>
+              <w:spacing w:after="40" w:before="40"/>
+              <w:jc w:val="center"/>
+            </w:pPr>
+            <w:r>
+              <w:rPr>
+                <w:color w:val="2E7D32"/>
+                <w:sz w:val="16"/>
+                <w:szCs w:val="16"/>
+              </w:rPr>
+              <w:t xml:space="preserve">negative  (p=0.41, AD sim 0.22)</w:t>
+            </w:r>
+          </w:p>
+        </w:tc>
+        <w:tc>
+          <w:tcPr>
+            <w:tcW w:type="dxa" w:w="919"/>
+            <w:tcMar>
+              <w:top w:type="dxa" w:w="40"/>
+              <w:left w:type="dxa" w:w="80"/>
+              <w:bottom w:type="dxa" w:w="40"/>
+              <w:right w:type="dxa" w:w="80"/>
+            </w:tcMar>
+            <w:vAlign w:val="center"/>
+          </w:tcPr>
+          <w:p>
+            <w:pPr>
+              <w:spacing w:after="40" w:before="40"/>
+              <w:jc w:val="center"/>
+            </w:pPr>
+            <w:r>
+              <w:rPr>
+                <w:b/>
+                <w:bCs/>
+                <w:color w:val="2E7D32"/>
+                <w:sz w:val="16"/>
+                <w:szCs w:val="16"/>
+              </w:rPr>
+              <w:t xml:space="preserve">5</w:t>
+            </w:r>
+          </w:p>
+        </w:tc>
+      </w:tr>
+      <w:tr>
+        <w:tc>
+          <w:tcPr>
+            <w:tcW w:type="dxa" w:w="2760"/>
+            <w:tcMar>
+              <w:top w:type="dxa" w:w="40"/>
+              <w:left w:type="dxa" w:w="80"/>
+              <w:bottom w:type="dxa" w:w="40"/>
+              <w:right w:type="dxa" w:w="80"/>
+            </w:tcMar>
+            <w:vAlign w:val="center"/>
+          </w:tcPr>
+          <w:p>
+            <w:pPr>
+              <w:spacing w:after="40" w:before="40"/>
+              <w:jc w:val="left"/>
+            </w:pPr>
+            <w:r>
+              <w:rPr>
+                <w:sz w:val="16"/>
+                <w:szCs w:val="16"/>
+              </w:rPr>
+              <w:t xml:space="preserve">RRT 0.87 (7S,26R)-Vanco B</w:t>
+            </w:r>
+          </w:p>
+        </w:tc>
+        <w:tc>
+          <w:tcPr>
+            <w:tcW w:type="dxa" w:w="2960"/>
+            <w:tcMar>
+              <w:top w:type="dxa" w:w="40"/>
+              <w:left w:type="dxa" w:w="80"/>
+              <w:bottom w:type="dxa" w:w="40"/>
+              <w:right w:type="dxa" w:w="80"/>
+            </w:tcMar>
+            <w:vAlign w:val="center"/>
+          </w:tcPr>
+          <w:p>
+            <w:pPr>
+              <w:spacing w:after="40" w:before="40"/>
+              <w:jc w:val="center"/>
+            </w:pPr>
+            <w:r>
+              <w:rPr>
+                <w:color w:val="2E7D32"/>
+                <w:sz w:val="16"/>
+                <w:szCs w:val="16"/>
+              </w:rPr>
+              <w:t xml:space="preserve">negative (no structural alert)</w:t>
+            </w:r>
+          </w:p>
+        </w:tc>
+        <w:tc>
+          <w:tcPr>
+            <w:tcW w:type="dxa" w:w="2960"/>
+            <w:tcMar>
+              <w:top w:type="dxa" w:w="40"/>
+              <w:left w:type="dxa" w:w="80"/>
+              <w:bottom w:type="dxa" w:w="40"/>
+              <w:right w:type="dxa" w:w="80"/>
+            </w:tcMar>
+            <w:vAlign w:val="center"/>
+          </w:tcPr>
+          <w:p>
+            <w:pPr>
+              <w:spacing w:after="40" w:before="40"/>
+              <w:jc w:val="center"/>
+            </w:pPr>
+            <w:r>
+              <w:rPr>
+                <w:color w:val="2E7D32"/>
+                <w:sz w:val="16"/>
+                <w:szCs w:val="16"/>
+              </w:rPr>
+              <w:t xml:space="preserve">negative  (p=0.41, AD sim 0.22)</w:t>
+            </w:r>
+          </w:p>
+        </w:tc>
+        <w:tc>
+          <w:tcPr>
+            <w:tcW w:type="dxa" w:w="919"/>
+            <w:tcMar>
+              <w:top w:type="dxa" w:w="40"/>
+              <w:left w:type="dxa" w:w="80"/>
+              <w:bottom w:type="dxa" w:w="40"/>
+              <w:right w:type="dxa" w:w="80"/>
+            </w:tcMar>
+            <w:vAlign w:val="center"/>
+          </w:tcPr>
+          <w:p>
+            <w:pPr>
+              <w:spacing w:after="40" w:before="40"/>
+              <w:jc w:val="center"/>
+            </w:pPr>
+            <w:r>
+              <w:rPr>
+                <w:b/>
+                <w:bCs/>
+                <w:color w:val="2E7D32"/>
+                <w:sz w:val="16"/>
+                <w:szCs w:val="16"/>
+              </w:rPr>
+              <w:t xml:space="preserve">5</w:t>
+            </w:r>
+          </w:p>
+        </w:tc>
+      </w:tr>
+      <w:tr>
+        <w:tc>
+          <w:tcPr>
+            <w:tcW w:type="dxa" w:w="2760"/>
+            <w:tcMar>
+              <w:top w:type="dxa" w:w="40"/>
+              <w:left w:type="dxa" w:w="80"/>
+              <w:bottom w:type="dxa" w:w="40"/>
+              <w:right w:type="dxa" w:w="80"/>
+            </w:tcMar>
+            <w:vAlign w:val="center"/>
+          </w:tcPr>
+          <w:p>
+            <w:pPr>
+              <w:spacing w:after="40" w:before="40"/>
+              <w:jc w:val="left"/>
+            </w:pPr>
+            <w:r>
+              <w:rPr>
+                <w:sz w:val="16"/>
+                <w:szCs w:val="16"/>
+              </w:rPr>
+              <w:t xml:space="preserve">RRT 0.75 (26R)-DMe-DeLI</w:t>
+            </w:r>
+          </w:p>
+        </w:tc>
+        <w:tc>
+          <w:tcPr>
+            <w:tcW w:type="dxa" w:w="2960"/>
+            <w:tcMar>
+              <w:top w:type="dxa" w:w="40"/>
+              <w:left w:type="dxa" w:w="80"/>
+              <w:bottom w:type="dxa" w:w="40"/>
+              <w:right w:type="dxa" w:w="80"/>
+            </w:tcMar>
+            <w:vAlign w:val="center"/>
+          </w:tcPr>
+          <w:p>
+            <w:pPr>
+              <w:spacing w:after="40" w:before="40"/>
+              <w:jc w:val="center"/>
+            </w:pPr>
+            <w:r>
+              <w:rPr>
+                <w:color w:val="2E7D32"/>
+                <w:sz w:val="16"/>
+                <w:szCs w:val="16"/>
+              </w:rPr>
+              <w:t xml:space="preserve">negative (no structural alert)</w:t>
+            </w:r>
+          </w:p>
+        </w:tc>
+        <w:tc>
+          <w:tcPr>
+            <w:tcW w:type="dxa" w:w="2960"/>
+            <w:tcMar>
+              <w:top w:type="dxa" w:w="40"/>
+              <w:left w:type="dxa" w:w="80"/>
+              <w:bottom w:type="dxa" w:w="40"/>
+              <w:right w:type="dxa" w:w="80"/>
+            </w:tcMar>
+            <w:vAlign w:val="center"/>
+          </w:tcPr>
+          <w:p>
+            <w:pPr>
+              <w:spacing w:after="40" w:before="40"/>
+              <w:jc w:val="center"/>
+            </w:pPr>
+            <w:r>
+              <w:rPr>
+                <w:color w:val="2E7D32"/>
+                <w:sz w:val="16"/>
+                <w:szCs w:val="16"/>
+              </w:rPr>
+              <w:t xml:space="preserve">negative  (p=0.41, AD sim 0.23)</w:t>
+            </w:r>
+          </w:p>
+        </w:tc>
+        <w:tc>
+          <w:tcPr>
+            <w:tcW w:type="dxa" w:w="919"/>
+            <w:tcMar>
+              <w:top w:type="dxa" w:w="40"/>
+              <w:left w:type="dxa" w:w="80"/>
+              <w:bottom w:type="dxa" w:w="40"/>
+              <w:right w:type="dxa" w:w="80"/>
+            </w:tcMar>
+            <w:vAlign w:val="center"/>
+          </w:tcPr>
+          <w:p>
+            <w:pPr>
+              <w:spacing w:after="40" w:before="40"/>
+              <w:jc w:val="center"/>
+            </w:pPr>
+            <w:r>
+              <w:rPr>
+                <w:b/>
+                <w:bCs/>
+                <w:color w:val="2E7D32"/>
+                <w:sz w:val="16"/>
+                <w:szCs w:val="16"/>
+              </w:rPr>
+              <w:t xml:space="preserve">5</w:t>
+            </w:r>
+          </w:p>
+        </w:tc>
+      </w:tr>
+    </w:tbl>
+    <w:p>
+      <w:pPr>
+        <w:spacing w:after="120" w:line="276"/>
+        <w:jc w:val="both"/>
+      </w:pPr>
+      <w:r>
+        <w:rPr>
+          <w:b/>
+          <w:bCs/>
+          <w:sz w:val="20"/>
+          <w:szCs w:val="20"/>
+        </w:rPr>
+        <w:t xml:space="preserve">Outcome. </w:t>
+      </w:r>
+      <w:r>
+        <w:rPr>
+          <w:sz w:val="20"/>
+          <w:szCs w:val="20"/>
+        </w:rPr>
+        <w:t xml:space="preserve">The two methodologies are concordant and negative for the parent and both impurities: no mutagenicity structural alert is present, and the statistical Ames prediction is below threshold in every case. Under ICH M7 this corresponds to </w:t>
+      </w:r>
+      <w:r>
+        <w:rPr>
+          <w:b/>
+          <w:bCs/>
+          <w:sz w:val="20"/>
+          <w:szCs w:val="20"/>
+        </w:rPr>
+        <w:t xml:space="preserve">Class 5 (no structural alert) — the impurities are treated as non-mutagenic and controlled as ordinary ICH Q3A related substances, with no need for a dedicated bacterial reverse-mutation (Ames) study. </w:t>
+      </w:r>
+      <w:r>
+        <w:rPr>
+          <w:sz w:val="20"/>
+          <w:szCs w:val="20"/>
+        </w:rPr>
+        <w:t xml:space="preserve">Two points are recorded for transparency: (i) RRT 0.87 is fingerprint-identical to the parent, so both methodologies return identical results by construction; (ii) these glycopeptides lie outside the Ames model's applicability domain (nearest-neighbour Tanimoto ≈ 0.22), so the statistical negative is low-confidence and the domain-independent expert rulebase — unambiguously alert-free — is the primary determinant, corroborated by the parent's experimentally inactive Tox21 DNA-damage endpoints (SR-ATAD5, SR-p53; Section 5.6). A licensed Derek/Sarah Nexus run in the validated workflow is expected to reproduce this alert-free, negative call.</w:t>
+      </w:r>
+    </w:p>
+    <w:p>
+      <w:r>
+        <w:br w:type="page"/>
+      </w:r>
+    </w:p>
+    <w:p>
+      <w:pPr>
         <w:pStyle w:val="Heading1"/>
         <w:spacing w:after="120" w:before="280"/>
       </w:pPr>
@@ -7378,6 +8052,40 @@
           <w:szCs w:val="20"/>
         </w:rPr>
         <w:t xml:space="preserve">ICH M7(R2) — Assessment and Control of DNA-Reactive (Mutagenic) Impurities (two complementary (Q)SAR methodologies + expert review).</w:t>
+      </w:r>
+    </w:p>
+    <w:p>
+      <w:pPr>
+        <w:pStyle w:val="ListParagraph"/>
+        <w:numPr>
+          <w:ilvl w:val="0"/>
+          <w:numId w:val="1"/>
+        </w:numPr>
+        <w:spacing w:after="80"/>
+      </w:pPr>
+      <w:r>
+        <w:rPr>
+          <w:sz w:val="20"/>
+          <w:szCs w:val="20"/>
+        </w:rPr>
+        <w:t xml:space="preserve">Benigni R., Bossa C. (2008) — Structural alerts of mutagens and carcinogens; the Toxtree/VEGA rulebase implemented here as Methodology 1.</w:t>
+      </w:r>
+    </w:p>
+    <w:p>
+      <w:pPr>
+        <w:pStyle w:val="ListParagraph"/>
+        <w:numPr>
+          <w:ilvl w:val="0"/>
+          <w:numId w:val="1"/>
+        </w:numPr>
+        <w:spacing w:after="80"/>
+      </w:pPr>
+      <w:r>
+        <w:rPr>
+          <w:sz w:val="20"/>
+          <w:szCs w:val="20"/>
+        </w:rPr>
+        <w:t xml:space="preserve">Hansen K. et al. (2009) J. Chem. Inf. Model. — Benchmark data set for in silico prediction of Ames mutagenicity (N≈6500); training data for the Methodology 2 statistical Ames QSAR.</w:t>
       </w:r>
     </w:p>
     <w:p>
